--- a/src/content/bios/Rajchman-LW 2014.docx
+++ b/src/content/bios/Rajchman-LW 2014.docx
@@ -1,6 +1,6 @@
 
 <file path=word/document.xml><?xml version="1.0" encoding="utf-8"?>
-<w:document xmlns:wpc="http://schemas.microsoft.com/office/word/2010/wordprocessingCanvas" xmlns:cx="http://schemas.microsoft.com/office/drawing/2014/chartex" xmlns:cx1="http://schemas.microsoft.com/office/drawing/2015/9/8/chartex" xmlns:cx2="http://schemas.microsoft.com/office/drawing/2015/10/21/chartex" xmlns:cx3="http://schemas.microsoft.com/office/drawing/2016/5/9/chartex" xmlns:cx4="http://schemas.microsoft.com/office/drawing/2016/5/10/chartex" xmlns:cx5="http://schemas.microsoft.com/office/drawing/2016/5/11/chartex" xmlns:cx6="http://schemas.microsoft.com/office/drawing/2016/5/12/chartex" xmlns:cx7="http://schemas.microsoft.com/office/drawing/2016/5/13/chartex" xmlns:cx8="http://schemas.microsoft.com/office/drawing/2016/5/14/chartex" xmlns:mc="http://schemas.openxmlformats.org/markup-compatibility/2006" xmlns:aink="http://schemas.microsoft.com/office/drawing/2016/ink" xmlns:am3d="http://schemas.microsoft.com/office/drawing/2017/model3d" xmlns:o="urn:schemas-microsoft-com:office:office" xmlns:oel="http://schemas.microsoft.com/office/2019/extlst" xmlns:r="http://schemas.openxmlformats.org/officeDocument/2006/relationships" xmlns:m="http://schemas.openxmlformats.org/officeDocument/2006/math" xmlns:v="urn:schemas-microsoft-com:vml" xmlns:wp14="http://schemas.microsoft.com/office/word/2010/wordprocessingDrawing" xmlns:wp="http://schemas.openxmlformats.org/drawingml/2006/wordprocessingDrawing" xmlns:w10="urn:schemas-microsoft-com:office:word" xmlns:w="http://schemas.openxmlformats.org/wordprocessingml/2006/main" xmlns:w14="http://schemas.microsoft.com/office/word/2010/wordml" xmlns:w15="http://schemas.microsoft.com/office/word/2012/wordml" xmlns:w16cex="http://schemas.microsoft.com/office/word/2018/wordml/cex" xmlns:w16cid="http://schemas.microsoft.com/office/word/2016/wordml/cid" xmlns:w16="http://schemas.microsoft.com/office/word/2018/wordml" xmlns:w16du="http://schemas.microsoft.com/office/word/2023/wordml/word16du" xmlns:w16sdtdh="http://schemas.microsoft.com/office/word/2020/wordml/sdtdatahash" xmlns:w16sdtfl="http://schemas.microsoft.com/office/word/2024/wordml/sdtformatlock" xmlns:w16se="http://schemas.microsoft.com/office/word/2015/wordml/symex" xmlns:wpg="http://schemas.microsoft.com/office/word/2010/wordprocessingGroup" xmlns:wpi="http://schemas.microsoft.com/office/word/2010/wordprocessingInk" xmlns:wne="http://schemas.microsoft.com/office/word/2006/wordml" xmlns:wps="http://schemas.microsoft.com/office/word/2010/wordprocessingShape" mc:Ignorable="w14 w15 w16se w16cid w16 w16cex w16sdtdh w16sdtfl w16du wp14">
+<w:document xmlns:wpc="http://schemas.microsoft.com/office/word/2010/wordprocessingCanvas" xmlns:cx="http://schemas.microsoft.com/office/drawing/2014/chartex" xmlns:cx1="http://schemas.microsoft.com/office/drawing/2015/9/8/chartex" xmlns:cx2="http://schemas.microsoft.com/office/drawing/2015/10/21/chartex" xmlns:cx3="http://schemas.microsoft.com/office/drawing/2016/5/9/chartex" xmlns:cx4="http://schemas.microsoft.com/office/drawing/2016/5/10/chartex" xmlns:cx5="http://schemas.microsoft.com/office/drawing/2016/5/11/chartex" xmlns:cx6="http://schemas.microsoft.com/office/drawing/2016/5/12/chartex" xmlns:cx7="http://schemas.microsoft.com/office/drawing/2016/5/13/chartex" xmlns:cx8="http://schemas.microsoft.com/office/drawing/2016/5/14/chartex" xmlns:mc="http://schemas.openxmlformats.org/markup-compatibility/2006" xmlns:m="http://schemas.openxmlformats.org/officeDocument/2006/math" xmlns:aink="http://schemas.microsoft.com/office/drawing/2016/ink" xmlns:am3d="http://schemas.microsoft.com/office/drawing/2017/model3d" xmlns:oel="http://schemas.microsoft.com/office/2019/extlst" xmlns:r="http://schemas.openxmlformats.org/officeDocument/2006/relationships" xmlns:wp14="http://schemas.microsoft.com/office/word/2010/wordprocessingDrawing" xmlns:wp="http://schemas.openxmlformats.org/drawingml/2006/wordprocessingDrawing" xmlns:wpg="http://schemas.microsoft.com/office/word/2010/wordprocessingGroup" xmlns:wpi="http://schemas.microsoft.com/office/word/2010/wordprocessingInk" xmlns:wps="http://schemas.microsoft.com/office/word/2010/wordprocessingShape" xmlns:o="urn:schemas-microsoft-com:office:office" xmlns:v="urn:schemas-microsoft-com:vml" xmlns:w10="urn:schemas-microsoft-com:office:word" xmlns:w="http://schemas.openxmlformats.org/wordprocessingml/2006/main" xmlns:w14="http://schemas.microsoft.com/office/word/2010/wordml" xmlns:w15="http://schemas.microsoft.com/office/word/2012/wordml" xmlns:w16cei="http://schemas.microsoft.com/office/word/2026/wordml/cei" xmlns:w16cex="http://schemas.microsoft.com/office/word/2018/wordml/cex" xmlns:w16cid="http://schemas.microsoft.com/office/word/2016/wordml/cid" xmlns:w16="http://schemas.microsoft.com/office/word/2018/wordml" xmlns:w16sdtdh="http://schemas.microsoft.com/office/word/2020/wordml/sdtdatahash" xmlns:w16sdtfl="http://schemas.microsoft.com/office/word/2024/wordml/sdtformatlock" xmlns:w16se="http://schemas.microsoft.com/office/word/2015/wordml/symex" xmlns:w16du="http://schemas.microsoft.com/office/word/2023/wordml/word16du" xmlns:wne="http://schemas.microsoft.com/office/word/2006/wordml" mc:Ignorable="w14 w15 w16se w16cid w16 w16cex w16sdtdh w16sdtfl w16du wp14">
   <w:body>
     <w:p>
       <w:pPr>
@@ -13,294 +13,254 @@
         <w:rPr>
           <w:b/>
         </w:rPr>
-        <w:t xml:space="preserve">RAJCHMAN, </w:t>
-      </w:r>
-      <w:proofErr w:type="spellStart"/>
+        <w:t xml:space="preserve">RAJCHMAN, Ludwik Witold, </w:t>
+      </w:r>
       <w:r>
         <w:rPr>
           <w:b/>
         </w:rPr>
-        <w:t>Ludwik</w:t>
-      </w:r>
-      <w:proofErr w:type="spellEnd"/>
+        <w:t>Polish microbiologist</w:t>
+      </w:r>
       <w:r>
         <w:rPr>
           <w:b/>
         </w:rPr>
-        <w:t xml:space="preserve"> Witold, </w:t>
+        <w:t>,</w:t>
       </w:r>
       <w:r>
         <w:rPr>
           <w:b/>
         </w:rPr>
-        <w:t>Polish microbiologist</w:t>
+        <w:t xml:space="preserve"> </w:t>
       </w:r>
       <w:r>
         <w:rPr>
           <w:b/>
         </w:rPr>
-        <w:t>,</w:t>
+        <w:t xml:space="preserve">Director of the </w:t>
       </w:r>
       <w:r>
         <w:rPr>
           <w:b/>
         </w:rPr>
-        <w:t xml:space="preserve"> </w:t>
+        <w:t>League of Nations Health Organization 1921</w:t>
       </w:r>
       <w:r>
         <w:rPr>
           <w:b/>
         </w:rPr>
-        <w:t xml:space="preserve">Director of the </w:t>
+        <w:t>-1939</w:t>
       </w:r>
       <w:r>
         <w:rPr>
           <w:b/>
         </w:rPr>
-        <w:t>League of Nations Health Organization 1921</w:t>
+        <w:t xml:space="preserve"> and initiator of the United Nations</w:t>
       </w:r>
       <w:r>
         <w:rPr>
           <w:b/>
         </w:rPr>
-        <w:t>-1939</w:t>
+        <w:t xml:space="preserve"> </w:t>
       </w:r>
       <w:r>
         <w:rPr>
           <w:b/>
         </w:rPr>
-        <w:t xml:space="preserve"> and initiator of the United Nations</w:t>
+        <w:t xml:space="preserve">International </w:t>
       </w:r>
       <w:r>
         <w:rPr>
           <w:b/>
         </w:rPr>
-        <w:t xml:space="preserve"> </w:t>
+        <w:t>Child</w:t>
       </w:r>
       <w:r>
         <w:rPr>
           <w:b/>
         </w:rPr>
-        <w:t xml:space="preserve">International </w:t>
+        <w:t>ren’s Emergency Fund (UNICEF)</w:t>
       </w:r>
       <w:r>
         <w:rPr>
           <w:b/>
         </w:rPr>
-        <w:t>Child</w:t>
+        <w:t xml:space="preserve">, was born 1 November 1881 in Warsaw, Poland and </w:t>
       </w:r>
       <w:r>
         <w:rPr>
           <w:b/>
         </w:rPr>
-        <w:t>ren’s Emergency Fund (UNICEF)</w:t>
+        <w:t xml:space="preserve">passed away </w:t>
       </w:r>
       <w:r>
         <w:rPr>
           <w:b/>
         </w:rPr>
-        <w:t xml:space="preserve">, was born 1 November 1881 in Warsaw, Poland and </w:t>
+        <w:t>13 July</w:t>
       </w:r>
       <w:r>
         <w:rPr>
           <w:b/>
         </w:rPr>
-        <w:t xml:space="preserve">passed away </w:t>
+        <w:t xml:space="preserve"> 1965 in </w:t>
       </w:r>
       <w:r>
         <w:rPr>
           <w:b/>
         </w:rPr>
-        <w:t>13 July</w:t>
+        <w:t>Chenu</w:t>
       </w:r>
       <w:r>
         <w:rPr>
           <w:b/>
         </w:rPr>
-        <w:t xml:space="preserve"> 1965 in </w:t>
-      </w:r>
-      <w:proofErr w:type="spellStart"/>
+        <w:t xml:space="preserve">, France. He was the son of </w:t>
+      </w:r>
       <w:r>
         <w:rPr>
           <w:b/>
         </w:rPr>
-        <w:t>Chenu</w:t>
-      </w:r>
-      <w:proofErr w:type="spellEnd"/>
+        <w:t>Aleksander</w:t>
+      </w:r>
       <w:r>
         <w:rPr>
           <w:b/>
         </w:rPr>
-        <w:t xml:space="preserve">, France. He was the son of </w:t>
+        <w:t xml:space="preserve"> Rajchman, </w:t>
       </w:r>
       <w:r>
         <w:rPr>
           <w:b/>
         </w:rPr>
-        <w:t>Aleksander</w:t>
+        <w:t>editor of a musical and literary magazine</w:t>
       </w:r>
       <w:r>
         <w:rPr>
           <w:b/>
         </w:rPr>
-        <w:t xml:space="preserve"> Rajchman, </w:t>
+        <w:t xml:space="preserve">, </w:t>
       </w:r>
       <w:r>
         <w:rPr>
           <w:b/>
         </w:rPr>
-        <w:t>editor of a musical and literary magazine</w:t>
+        <w:t xml:space="preserve">and </w:t>
       </w:r>
       <w:r>
         <w:rPr>
           <w:b/>
         </w:rPr>
-        <w:t xml:space="preserve">, </w:t>
+        <w:t>Melania</w:t>
       </w:r>
       <w:r>
         <w:rPr>
           <w:b/>
         </w:rPr>
-        <w:t xml:space="preserve">and </w:t>
+        <w:t xml:space="preserve"> </w:t>
       </w:r>
       <w:r>
         <w:rPr>
           <w:b/>
         </w:rPr>
-        <w:t>Melania</w:t>
+        <w:t xml:space="preserve">Amalia </w:t>
       </w:r>
       <w:r>
         <w:rPr>
           <w:b/>
         </w:rPr>
-        <w:t xml:space="preserve"> </w:t>
+        <w:t>Hir</w:t>
       </w:r>
       <w:r>
         <w:rPr>
           <w:b/>
         </w:rPr>
-        <w:t xml:space="preserve">Amalia </w:t>
-      </w:r>
-      <w:proofErr w:type="spellStart"/>
+        <w:t>s</w:t>
+      </w:r>
       <w:r>
         <w:rPr>
           <w:b/>
         </w:rPr>
-        <w:t>Hir</w:t>
+        <w:t xml:space="preserve">zfeld, </w:t>
       </w:r>
       <w:r>
         <w:rPr>
           <w:b/>
         </w:rPr>
-        <w:t>s</w:t>
+        <w:t>journalist</w:t>
       </w:r>
       <w:r>
         <w:rPr>
           <w:b/>
         </w:rPr>
-        <w:t>zfeld</w:t>
-      </w:r>
-      <w:proofErr w:type="spellEnd"/>
+        <w:t>.</w:t>
+      </w:r>
       <w:r>
         <w:rPr>
           <w:b/>
         </w:rPr>
-        <w:t xml:space="preserve">, </w:t>
+        <w:t xml:space="preserve"> On </w:t>
       </w:r>
       <w:r>
         <w:rPr>
           <w:b/>
         </w:rPr>
-        <w:t>journalist</w:t>
+        <w:t>8 September</w:t>
       </w:r>
       <w:r>
         <w:rPr>
           <w:b/>
         </w:rPr>
-        <w:t>.</w:t>
+        <w:t xml:space="preserve"> 1904</w:t>
       </w:r>
       <w:r>
         <w:rPr>
           <w:b/>
         </w:rPr>
-        <w:t xml:space="preserve"> On </w:t>
+        <w:t xml:space="preserve"> </w:t>
       </w:r>
       <w:r>
         <w:rPr>
           <w:b/>
         </w:rPr>
-        <w:t>8 September</w:t>
+        <w:t>h</w:t>
       </w:r>
       <w:r>
         <w:rPr>
           <w:b/>
         </w:rPr>
-        <w:t xml:space="preserve"> 1904</w:t>
+        <w:t xml:space="preserve">e married </w:t>
       </w:r>
       <w:r>
         <w:rPr>
           <w:b/>
         </w:rPr>
-        <w:t xml:space="preserve"> </w:t>
+        <w:t>Mari</w:t>
       </w:r>
       <w:r>
         <w:rPr>
           <w:b/>
         </w:rPr>
-        <w:t>h</w:t>
+        <w:t xml:space="preserve">a </w:t>
       </w:r>
       <w:r>
         <w:rPr>
           <w:b/>
         </w:rPr>
-        <w:t xml:space="preserve">e married </w:t>
+        <w:t>Kloty</w:t>
       </w:r>
       <w:r>
         <w:rPr>
           <w:b/>
         </w:rPr>
-        <w:t>Mari</w:t>
+        <w:t>lda Bojan</w:t>
       </w:r>
       <w:r>
         <w:rPr>
           <w:b/>
         </w:rPr>
-        <w:t xml:space="preserve">a </w:t>
-      </w:r>
-      <w:proofErr w:type="spellStart"/>
-      <w:r>
-        <w:rPr>
-          <w:b/>
-        </w:rPr>
-        <w:t>Kloty</w:t>
-      </w:r>
-      <w:r>
-        <w:rPr>
-          <w:b/>
-        </w:rPr>
-        <w:t>lda</w:t>
-      </w:r>
-      <w:proofErr w:type="spellEnd"/>
-      <w:r>
-        <w:rPr>
-          <w:b/>
-        </w:rPr>
-        <w:t xml:space="preserve"> </w:t>
-      </w:r>
-      <w:proofErr w:type="spellStart"/>
-      <w:r>
-        <w:rPr>
-          <w:b/>
-        </w:rPr>
-        <w:t>Bojan</w:t>
-      </w:r>
-      <w:r>
-        <w:rPr>
-          <w:b/>
-        </w:rPr>
         <w:t>czyk</w:t>
       </w:r>
-      <w:proofErr w:type="spellEnd"/>
       <w:r>
         <w:rPr>
           <w:b/>
@@ -415,17 +375,11 @@
       <w:r>
         <w:t xml:space="preserve">Source: </w:t>
       </w:r>
-      <w:hyperlink r:id="rId7" w:history="1">
-        <w:r>
-          <w:rPr>
-            <w:rStyle w:val="Hyperlink"/>
-            <w:u w:val="none"/>
-          </w:rPr>
-          <w:t>www.pasteur.fr/infosci/archives/e_raj0.html</w:t>
-        </w:r>
-      </w:hyperlink>
-      <w:r>
-        <w:t xml:space="preserve"> </w:t>
+      <w:r>
+        <w:rPr>
+          <w:rFonts w:cs="Times New Roman"/>
+        </w:rPr>
+        <w:t>Rajchman, n.d., United Nations Archives at Geneva, P069_01_003</w:t>
       </w:r>
     </w:p>
     <w:p>
@@ -519,15 +473,7 @@
         <w:t>philharmonic</w:t>
       </w:r>
       <w:r>
-        <w:t xml:space="preserve"> concert </w:t>
-      </w:r>
-      <w:proofErr w:type="gramStart"/>
-      <w:r>
-        <w:t>hall</w:t>
-      </w:r>
-      <w:proofErr w:type="gramEnd"/>
-      <w:r>
-        <w:t xml:space="preserve"> and </w:t>
+        <w:t xml:space="preserve"> concert hall and </w:t>
       </w:r>
       <w:r>
         <w:t>his</w:t>
@@ -695,85 +641,62 @@
         <w:t>Odo</w:t>
       </w:r>
       <w:r>
-        <w:t xml:space="preserve"> </w:t>
-      </w:r>
-      <w:proofErr w:type="spellStart"/>
+        <w:t xml:space="preserve"> Bujwid, a former student of Ro</w:t>
+      </w:r>
+      <w:r>
+        <w:t xml:space="preserve">bert Koch and </w:t>
+      </w:r>
+      <w:r>
+        <w:t xml:space="preserve">Louis Pasteur who had founded the first Pasteur Institute outside France. </w:t>
+      </w:r>
+      <w:r>
+        <w:t xml:space="preserve">This open-minded and progressive man </w:t>
+      </w:r>
+      <w:r>
+        <w:t xml:space="preserve">and his feminist wife </w:t>
+      </w:r>
+      <w:r>
+        <w:t xml:space="preserve">Kazimiera </w:t>
+      </w:r>
+      <w:r>
+        <w:t xml:space="preserve">introduced Rajchman to </w:t>
+      </w:r>
+      <w:r>
+        <w:t>i</w:t>
+      </w:r>
+      <w:r>
+        <w:t xml:space="preserve">ndependence-oriented </w:t>
+      </w:r>
+      <w:r>
+        <w:t xml:space="preserve">and socialist </w:t>
+      </w:r>
+      <w:r>
+        <w:t xml:space="preserve">activities, such as the Open University, which sponsored the Polish Social Museum that Rajchman and </w:t>
+      </w:r>
+      <w:r>
+        <w:t xml:space="preserve">others </w:t>
+      </w:r>
+      <w:r>
+        <w:t xml:space="preserve">created. </w:t>
+      </w:r>
+      <w:r>
+        <w:t>This museum</w:t>
+      </w:r>
+      <w:r>
+        <w:t xml:space="preserve"> was modelled on the Musée social in Paris, set up </w:t>
+      </w:r>
+      <w:r>
+        <w:t>to serve as a centre of information on workers’ conditions</w:t>
+      </w:r>
+      <w:r>
+        <w:t xml:space="preserve">. In 1902 </w:t>
+      </w:r>
+      <w:r>
+        <w:t xml:space="preserve">Odo </w:t>
+      </w:r>
       <w:r>
         <w:t>Bujwid</w:t>
       </w:r>
-      <w:proofErr w:type="spellEnd"/>
-      <w:r>
-        <w:t>, a former student of Ro</w:t>
-      </w:r>
-      <w:r>
-        <w:t xml:space="preserve">bert Koch and </w:t>
-      </w:r>
-      <w:r>
-        <w:t xml:space="preserve">Louis Pasteur who had founded the first Pasteur Institute outside France. </w:t>
-      </w:r>
-      <w:r>
-        <w:t xml:space="preserve">This open-minded and progressive man </w:t>
-      </w:r>
-      <w:r>
-        <w:t xml:space="preserve">and his feminist wife </w:t>
-      </w:r>
-      <w:proofErr w:type="spellStart"/>
-      <w:r>
-        <w:t>Kazimiera</w:t>
-      </w:r>
-      <w:proofErr w:type="spellEnd"/>
-      <w:r>
-        <w:t xml:space="preserve"> </w:t>
-      </w:r>
-      <w:r>
-        <w:t xml:space="preserve">introduced Rajchman to </w:t>
-      </w:r>
-      <w:r>
-        <w:t>i</w:t>
-      </w:r>
-      <w:r>
-        <w:t xml:space="preserve">ndependence-oriented </w:t>
-      </w:r>
-      <w:r>
-        <w:t xml:space="preserve">and socialist </w:t>
-      </w:r>
-      <w:r>
-        <w:t xml:space="preserve">activities, such as the Open University, which sponsored the Polish Social Museum that Rajchman and </w:t>
-      </w:r>
-      <w:r>
-        <w:t xml:space="preserve">others </w:t>
-      </w:r>
-      <w:r>
-        <w:t xml:space="preserve">created. </w:t>
-      </w:r>
-      <w:r>
-        <w:t>This museum</w:t>
-      </w:r>
-      <w:r>
-        <w:t xml:space="preserve"> was modelled on the </w:t>
-      </w:r>
-      <w:proofErr w:type="spellStart"/>
-      <w:r>
-        <w:t>Musée</w:t>
-      </w:r>
-      <w:proofErr w:type="spellEnd"/>
-      <w:r>
-        <w:t xml:space="preserve"> social in Paris, set up </w:t>
-      </w:r>
-      <w:r>
-        <w:t>to serve as a centre of information on workers’ conditions</w:t>
-      </w:r>
-      <w:r>
-        <w:t xml:space="preserve">. In 1902 </w:t>
-      </w:r>
-      <w:r>
-        <w:t xml:space="preserve">Odo </w:t>
-      </w:r>
-      <w:proofErr w:type="spellStart"/>
-      <w:r>
-        <w:t>Bujwid</w:t>
-      </w:r>
-      <w:proofErr w:type="spellEnd"/>
       <w:r>
         <w:t xml:space="preserve"> introduced Rajchman to the Ruch, an independent </w:t>
       </w:r>
@@ -799,23 +722,7 @@
         <w:t>also</w:t>
       </w:r>
       <w:r>
-        <w:t xml:space="preserve"> participated in the People’s Education Association, directed by </w:t>
-      </w:r>
-      <w:proofErr w:type="spellStart"/>
-      <w:r>
-        <w:t>Kazimiera</w:t>
-      </w:r>
-      <w:proofErr w:type="spellEnd"/>
-      <w:r>
-        <w:t xml:space="preserve"> </w:t>
-      </w:r>
-      <w:proofErr w:type="spellStart"/>
-      <w:r>
-        <w:t>Bujwid</w:t>
-      </w:r>
-      <w:proofErr w:type="spellEnd"/>
-      <w:r>
-        <w:t xml:space="preserve">, </w:t>
+        <w:t xml:space="preserve"> participated in the People’s Education Association, directed by Kazimiera Bujwid, </w:t>
       </w:r>
       <w:r>
         <w:t xml:space="preserve">and </w:t>
@@ -827,13 +734,8 @@
         <w:t xml:space="preserve">and became engaged to </w:t>
       </w:r>
       <w:r>
-        <w:t xml:space="preserve">Maria </w:t>
-      </w:r>
-      <w:proofErr w:type="spellStart"/>
-      <w:r>
-        <w:t>Bojanczyk</w:t>
-      </w:r>
-      <w:proofErr w:type="spellEnd"/>
+        <w:t>Maria Bojanczyk</w:t>
+      </w:r>
       <w:r>
         <w:t>,</w:t>
       </w:r>
@@ -884,15 +786,7 @@
         <w:t xml:space="preserve"> if he was ‘of the Jewish faith’</w:t>
       </w:r>
       <w:r>
-        <w:t xml:space="preserve"> (</w:t>
-      </w:r>
-      <w:proofErr w:type="spellStart"/>
-      <w:r>
-        <w:t>Balinska</w:t>
-      </w:r>
-      <w:proofErr w:type="spellEnd"/>
-      <w:r>
-        <w:t xml:space="preserve"> 1998:</w:t>
+        <w:t xml:space="preserve"> (Balinska 1998:</w:t>
       </w:r>
       <w:r>
         <w:t xml:space="preserve"> 18)</w:t>
@@ -1019,11 +913,9 @@
         </w:rPr>
         <w:t>ł</w:t>
       </w:r>
-      <w:proofErr w:type="spellStart"/>
       <w:r>
         <w:t>sudski</w:t>
       </w:r>
-      <w:proofErr w:type="spellEnd"/>
       <w:r>
         <w:t>, and</w:t>
       </w:r>
@@ -1073,18 +965,10 @@
         <w:t>devoted</w:t>
       </w:r>
       <w:r>
-        <w:t xml:space="preserve"> </w:t>
-      </w:r>
-      <w:proofErr w:type="gramStart"/>
-      <w:r>
-        <w:t xml:space="preserve">all </w:t>
-      </w:r>
-      <w:r>
-        <w:t>of</w:t>
-      </w:r>
-      <w:proofErr w:type="gramEnd"/>
-      <w:r>
-        <w:t xml:space="preserve"> </w:t>
+        <w:t xml:space="preserve"> all </w:t>
+      </w:r>
+      <w:r>
+        <w:t xml:space="preserve">of </w:t>
       </w:r>
       <w:r>
         <w:t xml:space="preserve">his time </w:t>
@@ -1159,18 +1043,10 @@
       </w:pPr>
       <w:r>
         <w:tab/>
-        <w:t xml:space="preserve">Rajchman decided to pursue his studies at the Pasteur Institute in </w:t>
-      </w:r>
-      <w:proofErr w:type="gramStart"/>
-      <w:r>
-        <w:t>Paris</w:t>
-      </w:r>
-      <w:r>
-        <w:t>, but</w:t>
-      </w:r>
-      <w:proofErr w:type="gramEnd"/>
-      <w:r>
-        <w:t xml:space="preserve"> first spent several months in Kazan </w:t>
+        <w:t>Rajchman decided to pursue his studies at the Pasteur Institute in Paris</w:t>
+      </w:r>
+      <w:r>
+        <w:t xml:space="preserve">, but first spent several months in Kazan </w:t>
       </w:r>
       <w:r>
         <w:t xml:space="preserve">in order </w:t>
@@ -1262,13 +1138,8 @@
       <w:r>
         <w:t xml:space="preserve">Odo </w:t>
       </w:r>
-      <w:proofErr w:type="spellStart"/>
-      <w:r>
-        <w:t>Bujwid</w:t>
-      </w:r>
-      <w:proofErr w:type="spellEnd"/>
-      <w:r>
-        <w:t xml:space="preserve"> </w:t>
+      <w:r>
+        <w:t xml:space="preserve">Bujwid </w:t>
       </w:r>
       <w:r>
         <w:t>informed</w:t>
@@ -1331,15 +1202,7 @@
         <w:t>al College</w:t>
       </w:r>
       <w:r>
-        <w:t xml:space="preserve">. When the First World War broke </w:t>
-      </w:r>
-      <w:proofErr w:type="gramStart"/>
-      <w:r>
-        <w:t>out</w:t>
-      </w:r>
-      <w:proofErr w:type="gramEnd"/>
-      <w:r>
-        <w:t xml:space="preserve"> he was made he</w:t>
+        <w:t>. When the First World War broke out he was made he</w:t>
       </w:r>
       <w:r>
         <w:t>ad of the Central L</w:t>
@@ -1646,15 +1509,7 @@
         <w:t>avel</w:t>
       </w:r>
       <w:r>
-        <w:t xml:space="preserve">s. Deputy Secretary-General Jean Monnet disagreed </w:t>
-      </w:r>
-      <w:proofErr w:type="gramStart"/>
-      <w:r>
-        <w:t>and also</w:t>
-      </w:r>
-      <w:proofErr w:type="gramEnd"/>
-      <w:r>
-        <w:t xml:space="preserve"> objected to the fact that a medical doctor could be appointed as head of a Section and instead proposed the title of ‘Chef de service’. However, Rajchman received the official title of Director. He had mixed feelings about the new job, since he wanted to dedicate him</w:t>
+        <w:t>s. Deputy Secretary-General Jean Monnet disagreed and also objected to the fact that a medical doctor could be appointed as head of a Section and instead proposed the title of ‘Chef de service’. However, Rajchman received the official title of Director. He had mixed feelings about the new job, since he wanted to dedicate him</w:t>
       </w:r>
       <w:r>
         <w:t>self to Poland’s reconstruction</w:t>
@@ -1740,15 +1595,7 @@
         <w:t>affairs</w:t>
       </w:r>
       <w:r>
-        <w:t xml:space="preserve"> </w:t>
-      </w:r>
-      <w:proofErr w:type="gramStart"/>
-      <w:r>
-        <w:t>in spite of</w:t>
-      </w:r>
-      <w:proofErr w:type="gramEnd"/>
-      <w:r>
-        <w:t xml:space="preserve"> </w:t>
+        <w:t xml:space="preserve"> in spite of </w:t>
       </w:r>
       <w:r>
         <w:t>Soviet hostility</w:t>
@@ -1838,15 +1685,7 @@
         <w:t>to beco</w:t>
       </w:r>
       <w:r>
-        <w:t xml:space="preserve">me open to collaboration </w:t>
-      </w:r>
-      <w:proofErr w:type="gramStart"/>
-      <w:r>
-        <w:t>as long as</w:t>
-      </w:r>
-      <w:proofErr w:type="gramEnd"/>
-      <w:r>
-        <w:t xml:space="preserve"> the League’s </w:t>
+        <w:t xml:space="preserve">me open to collaboration as long as the League’s </w:t>
       </w:r>
       <w:r>
         <w:t xml:space="preserve">health </w:t>
@@ -2085,16 +1924,11 @@
       <w:r>
         <w:t xml:space="preserve"> </w:t>
       </w:r>
-      <w:proofErr w:type="gramStart"/>
       <w:r>
         <w:t>in order</w:t>
       </w:r>
       <w:r>
-        <w:t xml:space="preserve"> to</w:t>
-      </w:r>
-      <w:proofErr w:type="gramEnd"/>
-      <w:r>
-        <w:t xml:space="preserve"> </w:t>
+        <w:t xml:space="preserve"> to </w:t>
       </w:r>
       <w:r>
         <w:t>encourage</w:t>
@@ -2157,11 +1991,7 @@
         <w:t xml:space="preserve"> resolutions,</w:t>
       </w:r>
       <w:r>
-        <w:t xml:space="preserve"> all of which were to be coordinated by the Health </w:t>
-      </w:r>
-      <w:proofErr w:type="gramStart"/>
-      <w:r>
-        <w:t>Section</w:t>
+        <w:t xml:space="preserve"> all of which were to be coordinated by the Health Section</w:t>
       </w:r>
       <w:r>
         <w:t>,</w:t>
@@ -2169,7 +1999,6 @@
       <w:r>
         <w:t xml:space="preserve"> and</w:t>
       </w:r>
-      <w:proofErr w:type="gramEnd"/>
       <w:r>
         <w:t xml:space="preserve"> replace</w:t>
       </w:r>
@@ -2200,7 +2029,6 @@
       <w:r>
         <w:t xml:space="preserve">as </w:t>
       </w:r>
-      <w:proofErr w:type="gramStart"/>
       <w:r>
         <w:t>unthinkable</w:t>
       </w:r>
@@ -2208,11 +2036,7 @@
         <w:t>,</w:t>
       </w:r>
       <w:r>
-        <w:t xml:space="preserve"> but</w:t>
-      </w:r>
-      <w:proofErr w:type="gramEnd"/>
-      <w:r>
-        <w:t xml:space="preserve"> were aware that the</w:t>
+        <w:t xml:space="preserve"> but were aware that the</w:t>
       </w:r>
       <w:r>
         <w:t xml:space="preserve">y could not be too hostile to </w:t>
@@ -2251,15 +2075,7 @@
         <w:t>,</w:t>
       </w:r>
       <w:r>
-        <w:t xml:space="preserve"> </w:t>
-      </w:r>
-      <w:proofErr w:type="gramStart"/>
-      <w:r>
-        <w:t>assuming that</w:t>
-      </w:r>
-      <w:proofErr w:type="gramEnd"/>
-      <w:r>
-        <w:t xml:space="preserve"> Russia would accept the League’s </w:t>
+        <w:t xml:space="preserve"> assuming that Russia would accept the League’s </w:t>
       </w:r>
       <w:r>
         <w:t xml:space="preserve">patronage if they were given sufficient </w:t>
@@ -2532,15 +2348,7 @@
         <w:jc w:val="both"/>
       </w:pPr>
       <w:r>
-        <w:t xml:space="preserve">In the </w:t>
-      </w:r>
-      <w:proofErr w:type="gramStart"/>
-      <w:r>
-        <w:t>meantime</w:t>
-      </w:r>
-      <w:proofErr w:type="gramEnd"/>
-      <w:r>
-        <w:t xml:space="preserve"> </w:t>
+        <w:t xml:space="preserve">In the meantime </w:t>
       </w:r>
       <w:r>
         <w:t xml:space="preserve">Rajchman </w:t>
@@ -2555,15 +2363,7 @@
         <w:t>,</w:t>
       </w:r>
       <w:r>
-        <w:t xml:space="preserve"> </w:t>
-      </w:r>
-      <w:proofErr w:type="spellStart"/>
-      <w:r>
-        <w:t>Mikinosuke</w:t>
-      </w:r>
-      <w:proofErr w:type="spellEnd"/>
-      <w:r>
-        <w:t xml:space="preserve"> Miyajima</w:t>
+        <w:t xml:space="preserve"> Mikinosuke Miyajima</w:t>
       </w:r>
       <w:r>
         <w:t xml:space="preserve">, White had gone to the Far East in 1923 to launch a series </w:t>
@@ -3620,13 +3420,8 @@
         <w:t xml:space="preserve">new </w:t>
       </w:r>
       <w:r>
-        <w:t xml:space="preserve">conservative League Secretary-General Joseph </w:t>
-      </w:r>
-      <w:proofErr w:type="spellStart"/>
-      <w:r>
-        <w:t>Avenol</w:t>
-      </w:r>
-      <w:proofErr w:type="spellEnd"/>
+        <w:t>conservative League Secretary-General Joseph Avenol</w:t>
+      </w:r>
       <w:r>
         <w:t xml:space="preserve"> kept him out of decisions touch</w:t>
       </w:r>
@@ -3670,15 +3465,7 @@
         <w:jc w:val="both"/>
       </w:pPr>
       <w:r>
-        <w:t xml:space="preserve">On 4 January 1939 </w:t>
-      </w:r>
-      <w:proofErr w:type="spellStart"/>
-      <w:r>
-        <w:t>Avenol</w:t>
-      </w:r>
-      <w:proofErr w:type="spellEnd"/>
-      <w:r>
-        <w:t xml:space="preserve"> informed </w:t>
+        <w:t xml:space="preserve">On 4 January 1939 Avenol informed </w:t>
       </w:r>
       <w:r>
         <w:t xml:space="preserve">Rajchman </w:t>
@@ -3774,15 +3561,7 @@
         <w:t xml:space="preserve"> conference with Jawaharlal Nehru </w:t>
       </w:r>
       <w:r>
-        <w:t xml:space="preserve">to establish cooperation between China and India </w:t>
-      </w:r>
-      <w:proofErr w:type="gramStart"/>
-      <w:r>
-        <w:t>and also</w:t>
-      </w:r>
-      <w:proofErr w:type="gramEnd"/>
-      <w:r>
-        <w:t xml:space="preserve"> worked to promote Franco-Chinese military cooperation, but </w:t>
+        <w:t xml:space="preserve">to establish cooperation between China and India and also worked to promote Franco-Chinese military cooperation, but </w:t>
       </w:r>
       <w:r>
         <w:t>un</w:t>
@@ -3978,15 +3757,7 @@
         <w:t>with</w:t>
       </w:r>
       <w:r>
-        <w:t xml:space="preserve"> the China </w:t>
-      </w:r>
-      <w:proofErr w:type="spellStart"/>
-      <w:r>
-        <w:t>Defense</w:t>
-      </w:r>
-      <w:proofErr w:type="spellEnd"/>
-      <w:r>
-        <w:t xml:space="preserve"> Supplies, which represented China in land-lease affairs</w:t>
+        <w:t xml:space="preserve"> the China Defense Supplies, which represented China in land-lease affairs</w:t>
       </w:r>
       <w:r>
         <w:t xml:space="preserve">. </w:t>
@@ -4049,11 +3820,7 @@
         <w:t xml:space="preserve"> </w:t>
       </w:r>
       <w:r>
-        <w:t xml:space="preserve">with the </w:t>
-      </w:r>
-      <w:proofErr w:type="gramStart"/>
-      <w:r>
-        <w:t>Chinese</w:t>
+        <w:t>with the Chinese</w:t>
       </w:r>
       <w:r>
         <w:t>,</w:t>
@@ -4062,11 +3829,7 @@
         <w:t xml:space="preserve"> </w:t>
       </w:r>
       <w:r>
-        <w:t>but</w:t>
-      </w:r>
-      <w:proofErr w:type="gramEnd"/>
-      <w:r>
-        <w:t xml:space="preserve"> continued to advise Soong personally </w:t>
+        <w:t xml:space="preserve">but continued to advise Soong personally </w:t>
       </w:r>
       <w:r>
         <w:t>and</w:t>
@@ -4663,15 +4426,7 @@
         <w:t xml:space="preserve"> suspected himself</w:t>
       </w:r>
       <w:r>
-        <w:t xml:space="preserve">. His position in UNICEF </w:t>
-      </w:r>
-      <w:proofErr w:type="gramStart"/>
-      <w:r>
-        <w:t>came to an abrupt end</w:t>
-      </w:r>
-      <w:proofErr w:type="gramEnd"/>
-      <w:r>
-        <w:t xml:space="preserve"> </w:t>
+        <w:t xml:space="preserve">. His position in UNICEF came to an abrupt end </w:t>
       </w:r>
       <w:r>
         <w:t>in March 1950, when the Soviet delegate demanded the expulsion of the Kuomintang Chinese delegate. Rajchman insisted on a vote</w:t>
@@ -4741,15 +4496,7 @@
         <w:t xml:space="preserve"> French-backed</w:t>
       </w:r>
       <w:r>
-        <w:t xml:space="preserve"> International Children’s Centre, which was set up with his help by Robert </w:t>
-      </w:r>
-      <w:proofErr w:type="spellStart"/>
-      <w:r>
-        <w:t>Debré</w:t>
-      </w:r>
-      <w:proofErr w:type="spellEnd"/>
-      <w:r>
-        <w:t xml:space="preserve"> in 1950</w:t>
+        <w:t xml:space="preserve"> International Children’s Centre, which was set up with his help by Robert Debré in 1950</w:t>
       </w:r>
       <w:r>
         <w:t xml:space="preserve">. </w:t>
@@ -4838,13 +4585,8 @@
       <w:r>
         <w:t xml:space="preserve">then </w:t>
       </w:r>
-      <w:proofErr w:type="gramStart"/>
-      <w:r>
-        <w:t>weakened</w:t>
-      </w:r>
-      <w:proofErr w:type="gramEnd"/>
-      <w:r>
-        <w:t xml:space="preserve"> and </w:t>
+      <w:r>
+        <w:t xml:space="preserve">weakened and </w:t>
       </w:r>
       <w:r>
         <w:t xml:space="preserve">he </w:t>
@@ -4874,34 +4616,16 @@
       <w:r>
         <w:t xml:space="preserve"> Fonds </w:t>
       </w:r>
-      <w:proofErr w:type="spellStart"/>
-      <w:r>
-        <w:t>d’archives</w:t>
-      </w:r>
-      <w:proofErr w:type="spellEnd"/>
-      <w:r>
-        <w:t xml:space="preserve"> </w:t>
-      </w:r>
-      <w:proofErr w:type="spellStart"/>
-      <w:r>
-        <w:t>Ludwik</w:t>
-      </w:r>
-      <w:proofErr w:type="spellEnd"/>
-      <w:r>
-        <w:t xml:space="preserve"> Rajchman (1881-1965) in </w:t>
-      </w:r>
-      <w:proofErr w:type="spellStart"/>
-      <w:r>
-        <w:t>Institut</w:t>
-      </w:r>
-      <w:proofErr w:type="spellEnd"/>
-      <w:r>
-        <w:t xml:space="preserve"> Pasteur, </w:t>
+      <w:r>
+        <w:t xml:space="preserve">d’archives </w:t>
+      </w:r>
+      <w:r>
+        <w:t xml:space="preserve">Ludwik Rajchman (1881-1965) in Institut Pasteur, </w:t>
       </w:r>
       <w:r>
         <w:t xml:space="preserve">Paris, </w:t>
       </w:r>
-      <w:hyperlink r:id="rId8" w:history="1">
+      <w:hyperlink r:id="rId7" w:history="1">
         <w:r>
           <w:rPr>
             <w:rStyle w:val="Hyperlink"/>
@@ -4925,7 +4649,7 @@
       <w:r>
         <w:t xml:space="preserve">, </w:t>
       </w:r>
-      <w:hyperlink r:id="rId9" w:history="1">
+      <w:hyperlink r:id="rId8" w:history="1">
         <w:r>
           <w:rPr>
             <w:rStyle w:val="Hyperlink"/>
@@ -4964,21 +4688,7 @@
         <w:rPr>
           <w:i/>
         </w:rPr>
-        <w:t xml:space="preserve">ittee by </w:t>
-      </w:r>
-      <w:proofErr w:type="spellStart"/>
-      <w:r>
-        <w:rPr>
-          <w:i/>
-        </w:rPr>
-        <w:t>Dr.</w:t>
-      </w:r>
-      <w:proofErr w:type="spellEnd"/>
-      <w:r>
-        <w:rPr>
-          <w:i/>
-        </w:rPr>
-        <w:t xml:space="preserve"> Rajchman, Medical D</w:t>
+        <w:t>ittee by Dr. Rajchman, Medical D</w:t>
       </w:r>
       <w:r>
         <w:rPr>
@@ -5116,15 +4826,7 @@
         <w:t xml:space="preserve"> </w:t>
       </w:r>
       <w:r>
-        <w:t xml:space="preserve">‘League’s Technical Aid to China: </w:t>
-      </w:r>
-      <w:proofErr w:type="spellStart"/>
-      <w:r>
-        <w:t>Dr.</w:t>
-      </w:r>
-      <w:proofErr w:type="spellEnd"/>
-      <w:r>
-        <w:t xml:space="preserve"> Rajchman and T.V. Soong’ in </w:t>
+        <w:t xml:space="preserve">‘League’s Technical Aid to China: Dr. Rajchman and T.V. Soong’ in </w:t>
       </w:r>
       <w:r>
         <w:rPr>
@@ -5139,15 +4841,7 @@
         <w:t xml:space="preserve"> </w:t>
       </w:r>
       <w:r>
-        <w:t xml:space="preserve">1933, 99-101; ‘The Real Significance of </w:t>
-      </w:r>
-      <w:proofErr w:type="spellStart"/>
-      <w:r>
-        <w:t>Dr.</w:t>
-      </w:r>
-      <w:proofErr w:type="spellEnd"/>
-      <w:r>
-        <w:t xml:space="preserve"> Rajchman’s Mission to China’ in </w:t>
+        <w:t xml:space="preserve">1933, 99-101; ‘The Real Significance of Dr. Rajchman’s Mission to China’ in </w:t>
       </w:r>
       <w:r>
         <w:rPr>
@@ -5165,15 +4859,7 @@
         <w:t xml:space="preserve">1933, 126-127; </w:t>
       </w:r>
       <w:r>
-        <w:t>‘</w:t>
-      </w:r>
-      <w:proofErr w:type="spellStart"/>
-      <w:r>
-        <w:t>Ludwik</w:t>
-      </w:r>
-      <w:proofErr w:type="spellEnd"/>
-      <w:r>
-        <w:t xml:space="preserve"> Rajchman’ in T. Lie et al., </w:t>
+        <w:t xml:space="preserve">‘Ludwik Rajchman’ in T. Lie et al., </w:t>
       </w:r>
       <w:r>
         <w:rPr>
@@ -5185,15 +4871,7 @@
         <w:t xml:space="preserve">, New York 1949, 244-245; </w:t>
       </w:r>
       <w:r>
-        <w:t xml:space="preserve">‘Rajchman, </w:t>
-      </w:r>
-      <w:proofErr w:type="spellStart"/>
-      <w:r>
-        <w:t>Ludwik</w:t>
-      </w:r>
-      <w:proofErr w:type="spellEnd"/>
-      <w:r>
-        <w:t xml:space="preserve">’ in </w:t>
+        <w:t xml:space="preserve">‘Rajchman, Ludwik’ in </w:t>
       </w:r>
       <w:r>
         <w:rPr>
@@ -5212,39 +4890,7 @@
           <w:rFonts w:cs="Arial"/>
           <w:lang w:val="en-US"/>
         </w:rPr>
-        <w:t xml:space="preserve">R. </w:t>
-      </w:r>
-      <w:proofErr w:type="spellStart"/>
-      <w:r>
-        <w:rPr>
-          <w:rFonts w:cs="Arial"/>
-          <w:lang w:val="en-US"/>
-        </w:rPr>
-        <w:t>Debré</w:t>
-      </w:r>
-      <w:proofErr w:type="spellEnd"/>
-      <w:r>
-        <w:rPr>
-          <w:rFonts w:cs="Arial"/>
-          <w:lang w:val="en-US"/>
-        </w:rPr>
-        <w:t>, ‘</w:t>
-      </w:r>
-      <w:proofErr w:type="spellStart"/>
-      <w:r>
-        <w:rPr>
-          <w:rFonts w:cs="Arial"/>
-          <w:lang w:val="en-US"/>
-        </w:rPr>
-        <w:t>Ludwik</w:t>
-      </w:r>
-      <w:proofErr w:type="spellEnd"/>
-      <w:r>
-        <w:rPr>
-          <w:rFonts w:cs="Arial"/>
-          <w:lang w:val="en-US"/>
-        </w:rPr>
-        <w:t xml:space="preserve"> Rajchman (1881-1965)’ in </w:t>
+        <w:t xml:space="preserve">R. Debré, ‘Ludwik Rajchman (1881-1965)’ in </w:t>
       </w:r>
       <w:r>
         <w:rPr>
@@ -5252,38 +4898,64 @@
           <w:i/>
           <w:lang w:val="en-US"/>
         </w:rPr>
-        <w:t xml:space="preserve">Centre international de </w:t>
-      </w:r>
-      <w:proofErr w:type="spellStart"/>
+        <w:t>Centre international de l’enfance</w:t>
+      </w:r>
+      <w:r>
+        <w:rPr>
+          <w:rFonts w:cs="Arial"/>
+          <w:lang w:val="en-US"/>
+        </w:rPr>
+        <w:t>, 15/9, 1965, 689-692</w:t>
+      </w:r>
+      <w:r>
+        <w:rPr>
+          <w:rFonts w:cs="Arial"/>
+          <w:lang w:val="en-US"/>
+        </w:rPr>
+        <w:t>;</w:t>
+      </w:r>
+      <w:r>
+        <w:rPr>
+          <w:rFonts w:cs="Arial"/>
+          <w:lang w:val="en-US"/>
+        </w:rPr>
+        <w:t xml:space="preserve"> </w:t>
+      </w:r>
       <w:r>
         <w:rPr>
           <w:rFonts w:cs="Arial"/>
           <w:i/>
           <w:lang w:val="en-US"/>
         </w:rPr>
-        <w:t>l’enfance</w:t>
-      </w:r>
-      <w:proofErr w:type="spellEnd"/>
+        <w:t>New York Times</w:t>
+      </w:r>
       <w:r>
         <w:rPr>
           <w:rFonts w:cs="Arial"/>
           <w:lang w:val="en-US"/>
         </w:rPr>
-        <w:t>, 15/9, 1965, 689-692</w:t>
+        <w:t xml:space="preserve">, </w:t>
       </w:r>
       <w:r>
         <w:rPr>
           <w:rFonts w:cs="Arial"/>
           <w:lang w:val="en-US"/>
         </w:rPr>
-        <w:t>;</w:t>
+        <w:t>25</w:t>
       </w:r>
       <w:r>
         <w:rPr>
           <w:rFonts w:cs="Arial"/>
           <w:lang w:val="en-US"/>
         </w:rPr>
-        <w:t xml:space="preserve"> </w:t>
+        <w:t xml:space="preserve"> July </w:t>
+      </w:r>
+      <w:r>
+        <w:rPr>
+          <w:rFonts w:cs="Arial"/>
+          <w:lang w:val="en-US"/>
+        </w:rPr>
+        <w:t xml:space="preserve">1965, 69; </w:t>
       </w:r>
       <w:r>
         <w:rPr>
@@ -5291,35 +4963,14 @@
           <w:i/>
           <w:lang w:val="en-US"/>
         </w:rPr>
-        <w:t>New York Times</w:t>
+        <w:t>UNICEF Courier</w:t>
       </w:r>
       <w:r>
         <w:rPr>
           <w:rFonts w:cs="Arial"/>
           <w:lang w:val="en-US"/>
         </w:rPr>
-        <w:t xml:space="preserve">, </w:t>
-      </w:r>
-      <w:r>
-        <w:rPr>
-          <w:rFonts w:cs="Arial"/>
-          <w:lang w:val="en-US"/>
-        </w:rPr>
-        <w:t>25</w:t>
-      </w:r>
-      <w:r>
-        <w:rPr>
-          <w:rFonts w:cs="Arial"/>
-          <w:lang w:val="en-US"/>
-        </w:rPr>
-        <w:t xml:space="preserve"> July </w:t>
-      </w:r>
-      <w:r>
-        <w:rPr>
-          <w:rFonts w:cs="Arial"/>
-          <w:lang w:val="en-US"/>
-        </w:rPr>
-        <w:t xml:space="preserve">1965, 69; </w:t>
+        <w:t xml:space="preserve">, 15/9, 1965, 689-692; A.W. Rovine, </w:t>
       </w:r>
       <w:r>
         <w:rPr>
@@ -5327,30 +4978,21 @@
           <w:i/>
           <w:lang w:val="en-US"/>
         </w:rPr>
-        <w:t>UNICEF Courier</w:t>
+        <w:t>The First Fifty Years: The Secretary-General in World Politics 1920-1970</w:t>
       </w:r>
       <w:r>
         <w:rPr>
           <w:rFonts w:cs="Arial"/>
           <w:lang w:val="en-US"/>
         </w:rPr>
-        <w:t xml:space="preserve">, 15/9, 1965, 689-692; A.W. </w:t>
-      </w:r>
-      <w:proofErr w:type="spellStart"/>
+        <w:t xml:space="preserve">, Leyden 1970; </w:t>
+      </w:r>
       <w:r>
         <w:rPr>
           <w:rFonts w:cs="Arial"/>
           <w:lang w:val="en-US"/>
         </w:rPr>
-        <w:t>Rovine</w:t>
-      </w:r>
-      <w:proofErr w:type="spellEnd"/>
-      <w:r>
-        <w:rPr>
-          <w:rFonts w:cs="Arial"/>
-          <w:lang w:val="en-US"/>
-        </w:rPr>
-        <w:t xml:space="preserve">, </w:t>
+        <w:t xml:space="preserve">N. Howard-Jones, </w:t>
       </w:r>
       <w:r>
         <w:rPr>
@@ -5358,369 +5000,173 @@
           <w:i/>
           <w:lang w:val="en-US"/>
         </w:rPr>
-        <w:t>The First Fifty Years: The Secretary-General in World Politics 1920-1970</w:t>
+        <w:t>International Public Health between the Two World Wars: The Organizational Problems</w:t>
       </w:r>
       <w:r>
         <w:rPr>
           <w:rFonts w:cs="Arial"/>
           <w:lang w:val="en-US"/>
         </w:rPr>
-        <w:t xml:space="preserve">, Leyden 1970; </w:t>
-      </w:r>
-      <w:r>
-        <w:rPr>
-          <w:rFonts w:cs="Arial"/>
-          <w:lang w:val="en-US"/>
-        </w:rPr>
-        <w:t xml:space="preserve">N. Howard-Jones, </w:t>
-      </w:r>
-      <w:r>
-        <w:rPr>
-          <w:rFonts w:cs="Arial"/>
+        <w:t xml:space="preserve">, Geneva 1978; </w:t>
+      </w:r>
+      <w:r>
+        <w:t xml:space="preserve">Z. Sywak, ‘Rajchman, Ludwik W.’ in: W.F. Kuehl (Ed.), </w:t>
+      </w:r>
+      <w:r>
+        <w:rPr>
           <w:i/>
-          <w:lang w:val="en-US"/>
-        </w:rPr>
-        <w:t>International Public Health between the Two World Wars: The Organizational Problems</w:t>
-      </w:r>
-      <w:r>
-        <w:rPr>
-          <w:rFonts w:cs="Arial"/>
-          <w:lang w:val="en-US"/>
-        </w:rPr>
-        <w:t xml:space="preserve">, Geneva 1978; </w:t>
-      </w:r>
-      <w:r>
-        <w:t xml:space="preserve">Z. </w:t>
-      </w:r>
-      <w:proofErr w:type="spellStart"/>
-      <w:r>
-        <w:t>Sywak</w:t>
-      </w:r>
-      <w:proofErr w:type="spellEnd"/>
-      <w:r>
-        <w:t xml:space="preserve">, ‘Rajchman, </w:t>
-      </w:r>
-      <w:proofErr w:type="spellStart"/>
-      <w:r>
-        <w:t>Ludwik</w:t>
-      </w:r>
-      <w:proofErr w:type="spellEnd"/>
-      <w:r>
-        <w:t xml:space="preserve"> W.’ in: W.F. Kuehl (Ed.), </w:t>
+        </w:rPr>
+        <w:t>Biographical Dictionary of Internationalists</w:t>
+      </w:r>
+      <w:r>
+        <w:t>, Westport 1983, 592-593;</w:t>
+      </w:r>
+      <w:r>
+        <w:t xml:space="preserve"> </w:t>
+      </w:r>
+      <w:r>
+        <w:t xml:space="preserve">J. Charnow, </w:t>
       </w:r>
       <w:r>
         <w:rPr>
           <w:i/>
         </w:rPr>
-        <w:t>Biographical Dictionary of Internationalists</w:t>
-      </w:r>
-      <w:r>
-        <w:t>, Westport 1983, 592-593;</w:t>
-      </w:r>
-      <w:r>
-        <w:t xml:space="preserve"> </w:t>
-      </w:r>
-      <w:r>
-        <w:t xml:space="preserve">J. </w:t>
-      </w:r>
-      <w:proofErr w:type="spellStart"/>
-      <w:r>
-        <w:t>Charnow</w:t>
-      </w:r>
-      <w:proofErr w:type="spellEnd"/>
+        <w:t>Reflections on Dr Rajchman’s Contribution to UNICEF</w:t>
+      </w:r>
+      <w:r>
+        <w:t xml:space="preserve">, Warsaw 1985; </w:t>
+      </w:r>
+      <w:r>
+        <w:t xml:space="preserve">M. Black, </w:t>
+      </w:r>
+      <w:r>
+        <w:rPr>
+          <w:i/>
+        </w:rPr>
+        <w:t>The Children and the Nations: The Story of UNICEF</w:t>
+      </w:r>
+      <w:r>
+        <w:t xml:space="preserve">, New York 1986; </w:t>
+      </w:r>
+      <w:r>
+        <w:t xml:space="preserve">M.A. Balinska, ‘Ludwik Rajchman, </w:t>
+      </w:r>
+      <w:r>
+        <w:t xml:space="preserve">International Health Leader’ </w:t>
+      </w:r>
+      <w:r>
+        <w:t xml:space="preserve">in </w:t>
+      </w:r>
+      <w:r>
+        <w:rPr>
+          <w:i/>
+        </w:rPr>
+        <w:t>World Health Forum</w:t>
+      </w:r>
+      <w:r>
+        <w:t xml:space="preserve">, 12, 1991, 456-465; </w:t>
+      </w:r>
+      <w:r>
+        <w:t xml:space="preserve">M.A. Balinska, </w:t>
+      </w:r>
+      <w:r>
+        <w:rPr>
+          <w:i/>
+        </w:rPr>
+        <w:t>Une vie pour l’humanitaire</w:t>
+      </w:r>
+      <w:r>
+        <w:rPr>
+          <w:i/>
+        </w:rPr>
+        <w:t>: Ludwik Rajchman (1881-1965)</w:t>
+      </w:r>
       <w:r>
         <w:t xml:space="preserve">, </w:t>
       </w:r>
       <w:r>
+        <w:t xml:space="preserve">Paris 1995, </w:t>
+      </w:r>
+      <w:r>
+        <w:t xml:space="preserve">English translation: </w:t>
+      </w:r>
+      <w:r>
         <w:rPr>
           <w:i/>
         </w:rPr>
-        <w:t>Reflections on Dr Rajchman’s Contribution to UNICEF</w:t>
-      </w:r>
-      <w:r>
-        <w:t xml:space="preserve">, Warsaw 1985; </w:t>
-      </w:r>
-      <w:r>
-        <w:t xml:space="preserve">M. Black, </w:t>
+        <w:t>For the Good of Humanity. Ludwik Rajchman Medical Statesman</w:t>
+      </w:r>
+      <w:r>
+        <w:t xml:space="preserve">, Budapest 1998; </w:t>
+      </w:r>
+      <w:r>
+        <w:t>M.A. Balinska, ‘Le “Plan Mandel”. Georges Mandel, Ludwik Rajchman</w:t>
+      </w:r>
+      <w:r>
+        <w:t xml:space="preserve"> et l’aide à la Chine à la veille de la deuxième guerre mondiale’ in </w:t>
       </w:r>
       <w:r>
         <w:rPr>
           <w:i/>
         </w:rPr>
-        <w:t>The Children and the Nations: The Story of UNICEF</w:t>
-      </w:r>
-      <w:r>
-        <w:t xml:space="preserve">, New York 1986; </w:t>
-      </w:r>
-      <w:r>
-        <w:t xml:space="preserve">M.A. </w:t>
-      </w:r>
-      <w:proofErr w:type="spellStart"/>
-      <w:r>
-        <w:t>Balinska</w:t>
-      </w:r>
-      <w:proofErr w:type="spellEnd"/>
-      <w:r>
-        <w:t>, ‘</w:t>
-      </w:r>
-      <w:proofErr w:type="spellStart"/>
-      <w:r>
-        <w:t>Ludwik</w:t>
-      </w:r>
-      <w:proofErr w:type="spellEnd"/>
-      <w:r>
-        <w:t xml:space="preserve"> Rajchman, </w:t>
-      </w:r>
-      <w:r>
-        <w:t xml:space="preserve">International Health Leader’ </w:t>
-      </w:r>
-      <w:r>
-        <w:t xml:space="preserve">in </w:t>
+        <w:t>Revue d’histoire diplomatique</w:t>
+      </w:r>
+      <w:r>
+        <w:t>, 111/1, 1997, 21-42;</w:t>
+      </w:r>
+      <w:r>
+        <w:t xml:space="preserve"> </w:t>
+      </w:r>
+      <w:r>
+        <w:t xml:space="preserve">T.D. Dimitrov (Ed.), </w:t>
       </w:r>
       <w:r>
         <w:rPr>
           <w:i/>
         </w:rPr>
-        <w:t>World Health Forum</w:t>
-      </w:r>
-      <w:r>
-        <w:t xml:space="preserve">, 12, 1991, 456-465; </w:t>
-      </w:r>
-      <w:r>
-        <w:t xml:space="preserve">M.A. </w:t>
-      </w:r>
-      <w:proofErr w:type="spellStart"/>
-      <w:r>
-        <w:t>Balinska</w:t>
-      </w:r>
-      <w:proofErr w:type="spellEnd"/>
-      <w:r>
-        <w:t xml:space="preserve">, </w:t>
+        <w:t>Louis-Ferdinand Céline (docteur Destouches) à la Société des Nations, 1924-1927: Documents</w:t>
+      </w:r>
+      <w:r>
+        <w:t xml:space="preserve">, Geneva 2001; </w:t>
+      </w:r>
+      <w:r>
+        <w:t xml:space="preserve">S.A. Rotramel, </w:t>
       </w:r>
       <w:r>
         <w:rPr>
           <w:i/>
         </w:rPr>
-        <w:t xml:space="preserve">Une vie pour </w:t>
-      </w:r>
-      <w:proofErr w:type="spellStart"/>
+        <w:t>International Health, European Reconciliation, and German Foreign Policy after the First World War</w:t>
+      </w:r>
+      <w:r>
+        <w:t>, Washington DC 2010 (D</w:t>
+      </w:r>
+      <w:r>
+        <w:t>issertation);</w:t>
+      </w:r>
+      <w:r>
+        <w:t xml:space="preserve"> </w:t>
+      </w:r>
+      <w:r>
+        <w:t xml:space="preserve">P.A. Sealey, </w:t>
+      </w:r>
       <w:r>
         <w:rPr>
           <w:i/>
         </w:rPr>
-        <w:t>l’humanitaire</w:t>
-      </w:r>
-      <w:proofErr w:type="spellEnd"/>
+        <w:t>The League of Nations Health Organization and the Evolution of Transnational Public Health</w:t>
+      </w:r>
+      <w:r>
+        <w:t>, Columbus 2011 (PhD thesis</w:t>
+      </w:r>
+      <w:r>
+        <w:t xml:space="preserve"> Ohio State University); D. Macfadyen, </w:t>
+      </w:r>
       <w:r>
         <w:rPr>
           <w:i/>
         </w:rPr>
-        <w:t xml:space="preserve">: </w:t>
-      </w:r>
-      <w:proofErr w:type="spellStart"/>
-      <w:r>
-        <w:rPr>
-          <w:i/>
-        </w:rPr>
-        <w:t>Ludwik</w:t>
-      </w:r>
-      <w:proofErr w:type="spellEnd"/>
-      <w:r>
-        <w:rPr>
-          <w:i/>
-        </w:rPr>
-        <w:t xml:space="preserve"> Rajchman (1881-1965)</w:t>
-      </w:r>
-      <w:r>
-        <w:t xml:space="preserve">, </w:t>
-      </w:r>
-      <w:r>
-        <w:t xml:space="preserve">Paris 1995, </w:t>
-      </w:r>
-      <w:r>
-        <w:t xml:space="preserve">English translation: </w:t>
-      </w:r>
-      <w:r>
-        <w:rPr>
-          <w:i/>
-        </w:rPr>
-        <w:t xml:space="preserve">For the Good of Humanity. </w:t>
-      </w:r>
-      <w:proofErr w:type="spellStart"/>
-      <w:r>
-        <w:rPr>
-          <w:i/>
-        </w:rPr>
-        <w:t>Ludwik</w:t>
-      </w:r>
-      <w:proofErr w:type="spellEnd"/>
-      <w:r>
-        <w:rPr>
-          <w:i/>
-        </w:rPr>
-        <w:t xml:space="preserve"> Rajchman Medical Statesman</w:t>
-      </w:r>
-      <w:r>
-        <w:t xml:space="preserve">, Budapest 1998; </w:t>
-      </w:r>
-      <w:r>
-        <w:t xml:space="preserve">M.A. </w:t>
-      </w:r>
-      <w:proofErr w:type="spellStart"/>
-      <w:r>
-        <w:t>Balinska</w:t>
-      </w:r>
-      <w:proofErr w:type="spellEnd"/>
-      <w:r>
-        <w:t xml:space="preserve">, ‘Le “Plan Mandel”. Georges Mandel, </w:t>
-      </w:r>
-      <w:proofErr w:type="spellStart"/>
-      <w:r>
-        <w:t>Ludwik</w:t>
-      </w:r>
-      <w:proofErr w:type="spellEnd"/>
-      <w:r>
-        <w:t xml:space="preserve"> Rajchman</w:t>
-      </w:r>
-      <w:r>
-        <w:t xml:space="preserve"> et </w:t>
-      </w:r>
-      <w:proofErr w:type="spellStart"/>
-      <w:r>
-        <w:t>l’aide</w:t>
-      </w:r>
-      <w:proofErr w:type="spellEnd"/>
-      <w:r>
-        <w:t xml:space="preserve"> à la Chine à la </w:t>
-      </w:r>
-      <w:proofErr w:type="spellStart"/>
-      <w:r>
-        <w:t>veille</w:t>
-      </w:r>
-      <w:proofErr w:type="spellEnd"/>
-      <w:r>
-        <w:t xml:space="preserve"> de la deuxième guerre </w:t>
-      </w:r>
-      <w:proofErr w:type="spellStart"/>
-      <w:r>
-        <w:t>mondiale</w:t>
-      </w:r>
-      <w:proofErr w:type="spellEnd"/>
-      <w:r>
-        <w:t xml:space="preserve">’ in </w:t>
-      </w:r>
-      <w:r>
-        <w:rPr>
-          <w:i/>
-        </w:rPr>
-        <w:t xml:space="preserve">Revue </w:t>
-      </w:r>
-      <w:proofErr w:type="spellStart"/>
-      <w:r>
-        <w:rPr>
-          <w:i/>
-        </w:rPr>
-        <w:t>d’histoire</w:t>
-      </w:r>
-      <w:proofErr w:type="spellEnd"/>
-      <w:r>
-        <w:rPr>
-          <w:i/>
-        </w:rPr>
-        <w:t xml:space="preserve"> diplomatique</w:t>
-      </w:r>
-      <w:r>
-        <w:t>, 111/1, 1997, 21-42;</w:t>
-      </w:r>
-      <w:r>
-        <w:t xml:space="preserve"> </w:t>
-      </w:r>
-      <w:r>
-        <w:t xml:space="preserve">T.D. Dimitrov (Ed.), </w:t>
-      </w:r>
-      <w:r>
-        <w:rPr>
-          <w:i/>
-        </w:rPr>
-        <w:t>Louis-Ferdinand Céline (</w:t>
-      </w:r>
-      <w:proofErr w:type="spellStart"/>
-      <w:r>
-        <w:rPr>
-          <w:i/>
-        </w:rPr>
-        <w:t>docteur</w:t>
-      </w:r>
-      <w:proofErr w:type="spellEnd"/>
-      <w:r>
-        <w:rPr>
-          <w:i/>
-        </w:rPr>
-        <w:t xml:space="preserve"> Destouches) à la Société des Nations, 1924-1927: Documents</w:t>
-      </w:r>
-      <w:r>
-        <w:t xml:space="preserve">, Geneva 2001; </w:t>
-      </w:r>
-      <w:r>
-        <w:t xml:space="preserve">S.A. </w:t>
-      </w:r>
-      <w:proofErr w:type="spellStart"/>
-      <w:r>
-        <w:t>Rotramel</w:t>
-      </w:r>
-      <w:proofErr w:type="spellEnd"/>
-      <w:r>
-        <w:t xml:space="preserve">, </w:t>
-      </w:r>
-      <w:r>
-        <w:rPr>
-          <w:i/>
-        </w:rPr>
-        <w:t>International Health, European Reconciliation, and German Foreign Policy after the First World War</w:t>
-      </w:r>
-      <w:r>
-        <w:t>, Washington DC 2010 (D</w:t>
-      </w:r>
-      <w:r>
-        <w:t>issertation);</w:t>
-      </w:r>
-      <w:r>
-        <w:t xml:space="preserve"> </w:t>
-      </w:r>
-      <w:r>
-        <w:t xml:space="preserve">P.A. Sealey, </w:t>
-      </w:r>
-      <w:r>
-        <w:rPr>
-          <w:i/>
-        </w:rPr>
-        <w:t>The League of Nations Health Organization and the Evolution of Transnational Public Health</w:t>
-      </w:r>
-      <w:r>
-        <w:t>, Columbus 2011 (PhD thesis</w:t>
-      </w:r>
-      <w:r>
-        <w:t xml:space="preserve"> Ohio State University); D. Macfadyen, </w:t>
-      </w:r>
-      <w:r>
-        <w:rPr>
-          <w:i/>
-        </w:rPr>
-        <w:t xml:space="preserve">The Genealogy of WHO and UNICEF and the Intersecting Careers of Melville Mackenzie (1889-1972) and </w:t>
-      </w:r>
-      <w:proofErr w:type="spellStart"/>
-      <w:r>
-        <w:rPr>
-          <w:i/>
-        </w:rPr>
-        <w:t>Ludwik</w:t>
-      </w:r>
-      <w:proofErr w:type="spellEnd"/>
-      <w:r>
-        <w:rPr>
-          <w:i/>
-        </w:rPr>
-        <w:t xml:space="preserve"> Rajchman (1881-1965)</w:t>
+        <w:t>The Genealogy of WHO and UNICEF and the Intersecting Careers of Melville Mackenzie (1889-1972) and Ludwik Rajchman (1881-1965)</w:t>
       </w:r>
       <w:r>
         <w:t>, Glasgow 2014 (thesis for the degree of Doctor of Medicine</w:t>
@@ -5736,17 +5182,9 @@
         <w:t xml:space="preserve">of Glasgow); </w:t>
       </w:r>
       <w:r>
-        <w:t xml:space="preserve">‘Biographical Sketch </w:t>
-      </w:r>
-      <w:proofErr w:type="spellStart"/>
-      <w:r>
-        <w:t>Ludwik</w:t>
-      </w:r>
-      <w:proofErr w:type="spellEnd"/>
-      <w:r>
-        <w:t xml:space="preserve"> Rajchman (1881-1965)’, available at </w:t>
-      </w:r>
-      <w:hyperlink r:id="rId10" w:history="1">
+        <w:t xml:space="preserve">‘Biographical Sketch Ludwik Rajchman (1881-1965)’, available at </w:t>
+      </w:r>
+      <w:hyperlink r:id="rId9" w:history="1">
         <w:r>
           <w:rPr>
             <w:rStyle w:val="Hyperlink"/>
@@ -5777,17 +5215,8 @@
           <w:b/>
           <w:bCs/>
         </w:rPr>
-        <w:t xml:space="preserve">Marta A. </w:t>
-      </w:r>
-      <w:proofErr w:type="spellStart"/>
-      <w:r>
-        <w:rPr>
-          <w:b/>
-          <w:bCs/>
-        </w:rPr>
-        <w:t>Balinska</w:t>
-      </w:r>
-      <w:proofErr w:type="spellEnd"/>
+        <w:t>Marta A. Balinska</w:t>
+      </w:r>
       <w:r>
         <w:rPr>
           <w:b/>
@@ -5865,23 +5294,7 @@
         </w:rPr>
       </w:pPr>
       <w:r>
-        <w:t xml:space="preserve">Marta A. </w:t>
-      </w:r>
-      <w:proofErr w:type="spellStart"/>
-      <w:r>
-        <w:t>Balinska</w:t>
-      </w:r>
-      <w:proofErr w:type="spellEnd"/>
-      <w:r>
-        <w:t xml:space="preserve">, ‘Rajchman, </w:t>
-      </w:r>
-      <w:proofErr w:type="spellStart"/>
-      <w:r>
-        <w:t>Ludwik</w:t>
-      </w:r>
-      <w:proofErr w:type="spellEnd"/>
-      <w:r>
-        <w:t xml:space="preserve"> Witold’ in </w:t>
+        <w:t xml:space="preserve">Marta A. Balinska, ‘Rajchman, Ludwik Witold’ in </w:t>
       </w:r>
       <w:r>
         <w:rPr>
@@ -5892,7 +5305,7 @@
       <w:r>
         <w:t xml:space="preserve">, Edited by Bob Reinalda, Kent J. Kille and Jaci Eisenberg, </w:t>
       </w:r>
-      <w:hyperlink r:id="rId11" w:history="1">
+      <w:hyperlink r:id="rId10" w:history="1">
         <w:r>
           <w:rPr>
             <w:rStyle w:val="Hyperlink"/>
@@ -5914,9 +5327,9 @@
       </w:pPr>
     </w:p>
     <w:sectPr>
-      <w:headerReference w:type="even" r:id="rId12"/>
-      <w:headerReference w:type="default" r:id="rId13"/>
-      <w:footerReference w:type="default" r:id="rId14"/>
+      <w:headerReference w:type="even" r:id="rId11"/>
+      <w:headerReference w:type="default" r:id="rId12"/>
+      <w:footerReference w:type="default" r:id="rId13"/>
       <w:pgSz w:w="11900" w:h="16840"/>
       <w:pgMar w:top="1418" w:right="1418" w:bottom="1418" w:left="1418" w:header="709" w:footer="709" w:gutter="0"/>
       <w:cols w:space="720"/>
@@ -5926,7 +5339,7 @@
 </file>
 
 <file path=word/endnotes.xml><?xml version="1.0" encoding="utf-8"?>
-<w:endnotes xmlns:wpc="http://schemas.microsoft.com/office/word/2010/wordprocessingCanvas" xmlns:cx="http://schemas.microsoft.com/office/drawing/2014/chartex" xmlns:cx1="http://schemas.microsoft.com/office/drawing/2015/9/8/chartex" xmlns:cx2="http://schemas.microsoft.com/office/drawing/2015/10/21/chartex" xmlns:cx3="http://schemas.microsoft.com/office/drawing/2016/5/9/chartex" xmlns:cx4="http://schemas.microsoft.com/office/drawing/2016/5/10/chartex" xmlns:cx5="http://schemas.microsoft.com/office/drawing/2016/5/11/chartex" xmlns:cx6="http://schemas.microsoft.com/office/drawing/2016/5/12/chartex" xmlns:cx7="http://schemas.microsoft.com/office/drawing/2016/5/13/chartex" xmlns:cx8="http://schemas.microsoft.com/office/drawing/2016/5/14/chartex" xmlns:mc="http://schemas.openxmlformats.org/markup-compatibility/2006" xmlns:aink="http://schemas.microsoft.com/office/drawing/2016/ink" xmlns:am3d="http://schemas.microsoft.com/office/drawing/2017/model3d" xmlns:o="urn:schemas-microsoft-com:office:office" xmlns:oel="http://schemas.microsoft.com/office/2019/extlst" xmlns:r="http://schemas.openxmlformats.org/officeDocument/2006/relationships" xmlns:m="http://schemas.openxmlformats.org/officeDocument/2006/math" xmlns:v="urn:schemas-microsoft-com:vml" xmlns:wp14="http://schemas.microsoft.com/office/word/2010/wordprocessingDrawing" xmlns:wp="http://schemas.openxmlformats.org/drawingml/2006/wordprocessingDrawing" xmlns:w10="urn:schemas-microsoft-com:office:word" xmlns:w="http://schemas.openxmlformats.org/wordprocessingml/2006/main" xmlns:w14="http://schemas.microsoft.com/office/word/2010/wordml" xmlns:w15="http://schemas.microsoft.com/office/word/2012/wordml" xmlns:w16cex="http://schemas.microsoft.com/office/word/2018/wordml/cex" xmlns:w16cid="http://schemas.microsoft.com/office/word/2016/wordml/cid" xmlns:w16="http://schemas.microsoft.com/office/word/2018/wordml" xmlns:w16du="http://schemas.microsoft.com/office/word/2023/wordml/word16du" xmlns:w16sdtdh="http://schemas.microsoft.com/office/word/2020/wordml/sdtdatahash" xmlns:w16sdtfl="http://schemas.microsoft.com/office/word/2024/wordml/sdtformatlock" xmlns:w16se="http://schemas.microsoft.com/office/word/2015/wordml/symex" xmlns:wpg="http://schemas.microsoft.com/office/word/2010/wordprocessingGroup" xmlns:wpi="http://schemas.microsoft.com/office/word/2010/wordprocessingInk" xmlns:wne="http://schemas.microsoft.com/office/word/2006/wordml" xmlns:wps="http://schemas.microsoft.com/office/word/2010/wordprocessingShape" mc:Ignorable="w14 w15 w16se w16cid w16 w16cex w16sdtdh w16sdtfl w16du wp14">
+<w:endnotes xmlns:wpc="http://schemas.microsoft.com/office/word/2010/wordprocessingCanvas" xmlns:cx="http://schemas.microsoft.com/office/drawing/2014/chartex" xmlns:cx1="http://schemas.microsoft.com/office/drawing/2015/9/8/chartex" xmlns:cx2="http://schemas.microsoft.com/office/drawing/2015/10/21/chartex" xmlns:cx3="http://schemas.microsoft.com/office/drawing/2016/5/9/chartex" xmlns:cx4="http://schemas.microsoft.com/office/drawing/2016/5/10/chartex" xmlns:cx5="http://schemas.microsoft.com/office/drawing/2016/5/11/chartex" xmlns:cx6="http://schemas.microsoft.com/office/drawing/2016/5/12/chartex" xmlns:cx7="http://schemas.microsoft.com/office/drawing/2016/5/13/chartex" xmlns:cx8="http://schemas.microsoft.com/office/drawing/2016/5/14/chartex" xmlns:mc="http://schemas.openxmlformats.org/markup-compatibility/2006" xmlns:m="http://schemas.openxmlformats.org/officeDocument/2006/math" xmlns:aink="http://schemas.microsoft.com/office/drawing/2016/ink" xmlns:am3d="http://schemas.microsoft.com/office/drawing/2017/model3d" xmlns:oel="http://schemas.microsoft.com/office/2019/extlst" xmlns:r="http://schemas.openxmlformats.org/officeDocument/2006/relationships" xmlns:wp14="http://schemas.microsoft.com/office/word/2010/wordprocessingDrawing" xmlns:wp="http://schemas.openxmlformats.org/drawingml/2006/wordprocessingDrawing" xmlns:wpg="http://schemas.microsoft.com/office/word/2010/wordprocessingGroup" xmlns:wpi="http://schemas.microsoft.com/office/word/2010/wordprocessingInk" xmlns:wps="http://schemas.microsoft.com/office/word/2010/wordprocessingShape" xmlns:o="urn:schemas-microsoft-com:office:office" xmlns:v="urn:schemas-microsoft-com:vml" xmlns:w10="urn:schemas-microsoft-com:office:word" xmlns:w="http://schemas.openxmlformats.org/wordprocessingml/2006/main" xmlns:w14="http://schemas.microsoft.com/office/word/2010/wordml" xmlns:w15="http://schemas.microsoft.com/office/word/2012/wordml" xmlns:w16cei="http://schemas.microsoft.com/office/word/2026/wordml/cei" xmlns:w16cex="http://schemas.microsoft.com/office/word/2018/wordml/cex" xmlns:w16cid="http://schemas.microsoft.com/office/word/2016/wordml/cid" xmlns:w16="http://schemas.microsoft.com/office/word/2018/wordml" xmlns:w16sdtdh="http://schemas.microsoft.com/office/word/2020/wordml/sdtdatahash" xmlns:w16sdtfl="http://schemas.microsoft.com/office/word/2024/wordml/sdtformatlock" xmlns:w16se="http://schemas.microsoft.com/office/word/2015/wordml/symex" xmlns:w16du="http://schemas.microsoft.com/office/word/2023/wordml/word16du" xmlns:wne="http://schemas.microsoft.com/office/word/2006/wordml" mc:Ignorable="w14 w15 w16se w16cid w16 w16cex w16sdtdh w16sdtfl w16du wp14">
   <w:endnote w:type="separator" w:id="-1">
     <w:p>
       <w:r>
@@ -5945,7 +5358,7 @@
 </file>
 
 <file path=word/footer1.xml><?xml version="1.0" encoding="utf-8"?>
-<w:ftr xmlns:wpc="http://schemas.microsoft.com/office/word/2010/wordprocessingCanvas" xmlns:cx="http://schemas.microsoft.com/office/drawing/2014/chartex" xmlns:cx1="http://schemas.microsoft.com/office/drawing/2015/9/8/chartex" xmlns:cx2="http://schemas.microsoft.com/office/drawing/2015/10/21/chartex" xmlns:cx3="http://schemas.microsoft.com/office/drawing/2016/5/9/chartex" xmlns:cx4="http://schemas.microsoft.com/office/drawing/2016/5/10/chartex" xmlns:cx5="http://schemas.microsoft.com/office/drawing/2016/5/11/chartex" xmlns:cx6="http://schemas.microsoft.com/office/drawing/2016/5/12/chartex" xmlns:cx7="http://schemas.microsoft.com/office/drawing/2016/5/13/chartex" xmlns:cx8="http://schemas.microsoft.com/office/drawing/2016/5/14/chartex" xmlns:mc="http://schemas.openxmlformats.org/markup-compatibility/2006" xmlns:aink="http://schemas.microsoft.com/office/drawing/2016/ink" xmlns:am3d="http://schemas.microsoft.com/office/drawing/2017/model3d" xmlns:o="urn:schemas-microsoft-com:office:office" xmlns:oel="http://schemas.microsoft.com/office/2019/extlst" xmlns:r="http://schemas.openxmlformats.org/officeDocument/2006/relationships" xmlns:m="http://schemas.openxmlformats.org/officeDocument/2006/math" xmlns:v="urn:schemas-microsoft-com:vml" xmlns:wp14="http://schemas.microsoft.com/office/word/2010/wordprocessingDrawing" xmlns:wp="http://schemas.openxmlformats.org/drawingml/2006/wordprocessingDrawing" xmlns:w10="urn:schemas-microsoft-com:office:word" xmlns:w="http://schemas.openxmlformats.org/wordprocessingml/2006/main" xmlns:w14="http://schemas.microsoft.com/office/word/2010/wordml" xmlns:w15="http://schemas.microsoft.com/office/word/2012/wordml" xmlns:w16cex="http://schemas.microsoft.com/office/word/2018/wordml/cex" xmlns:w16cid="http://schemas.microsoft.com/office/word/2016/wordml/cid" xmlns:w16="http://schemas.microsoft.com/office/word/2018/wordml" xmlns:w16du="http://schemas.microsoft.com/office/word/2023/wordml/word16du" xmlns:w16sdtdh="http://schemas.microsoft.com/office/word/2020/wordml/sdtdatahash" xmlns:w16sdtfl="http://schemas.microsoft.com/office/word/2024/wordml/sdtformatlock" xmlns:w16se="http://schemas.microsoft.com/office/word/2015/wordml/symex" xmlns:wpg="http://schemas.microsoft.com/office/word/2010/wordprocessingGroup" xmlns:wpi="http://schemas.microsoft.com/office/word/2010/wordprocessingInk" xmlns:wne="http://schemas.microsoft.com/office/word/2006/wordml" xmlns:wps="http://schemas.microsoft.com/office/word/2010/wordprocessingShape" mc:Ignorable="w14 w15 w16se w16cid w16 w16cex w16sdtdh w16sdtfl w16du wp14">
+<w:ftr xmlns:wpc="http://schemas.microsoft.com/office/word/2010/wordprocessingCanvas" xmlns:cx="http://schemas.microsoft.com/office/drawing/2014/chartex" xmlns:cx1="http://schemas.microsoft.com/office/drawing/2015/9/8/chartex" xmlns:cx2="http://schemas.microsoft.com/office/drawing/2015/10/21/chartex" xmlns:cx3="http://schemas.microsoft.com/office/drawing/2016/5/9/chartex" xmlns:cx4="http://schemas.microsoft.com/office/drawing/2016/5/10/chartex" xmlns:cx5="http://schemas.microsoft.com/office/drawing/2016/5/11/chartex" xmlns:cx6="http://schemas.microsoft.com/office/drawing/2016/5/12/chartex" xmlns:cx7="http://schemas.microsoft.com/office/drawing/2016/5/13/chartex" xmlns:cx8="http://schemas.microsoft.com/office/drawing/2016/5/14/chartex" xmlns:mc="http://schemas.openxmlformats.org/markup-compatibility/2006" xmlns:m="http://schemas.openxmlformats.org/officeDocument/2006/math" xmlns:aink="http://schemas.microsoft.com/office/drawing/2016/ink" xmlns:am3d="http://schemas.microsoft.com/office/drawing/2017/model3d" xmlns:oel="http://schemas.microsoft.com/office/2019/extlst" xmlns:r="http://schemas.openxmlformats.org/officeDocument/2006/relationships" xmlns:wp14="http://schemas.microsoft.com/office/word/2010/wordprocessingDrawing" xmlns:wp="http://schemas.openxmlformats.org/drawingml/2006/wordprocessingDrawing" xmlns:wpg="http://schemas.microsoft.com/office/word/2010/wordprocessingGroup" xmlns:wpi="http://schemas.microsoft.com/office/word/2010/wordprocessingInk" xmlns:wps="http://schemas.microsoft.com/office/word/2010/wordprocessingShape" xmlns:o="urn:schemas-microsoft-com:office:office" xmlns:v="urn:schemas-microsoft-com:vml" xmlns:w10="urn:schemas-microsoft-com:office:word" xmlns:w="http://schemas.openxmlformats.org/wordprocessingml/2006/main" xmlns:w14="http://schemas.microsoft.com/office/word/2010/wordml" xmlns:w15="http://schemas.microsoft.com/office/word/2012/wordml" xmlns:w16cei="http://schemas.microsoft.com/office/word/2026/wordml/cei" xmlns:w16cex="http://schemas.microsoft.com/office/word/2018/wordml/cex" xmlns:w16cid="http://schemas.microsoft.com/office/word/2016/wordml/cid" xmlns:w16="http://schemas.microsoft.com/office/word/2018/wordml" xmlns:w16sdtdh="http://schemas.microsoft.com/office/word/2020/wordml/sdtdatahash" xmlns:w16sdtfl="http://schemas.microsoft.com/office/word/2024/wordml/sdtformatlock" xmlns:w16se="http://schemas.microsoft.com/office/word/2015/wordml/symex" xmlns:w16du="http://schemas.microsoft.com/office/word/2023/wordml/word16du" xmlns:wne="http://schemas.microsoft.com/office/word/2006/wordml" mc:Ignorable="w14 w15 w16se w16cid w16 w16cex w16sdtdh w16sdtfl w16du wp14">
   <w:p>
     <w:pPr>
       <w:pStyle w:val="Voettekst"/>
@@ -5992,7 +5405,7 @@
 </file>
 
 <file path=word/footnotes.xml><?xml version="1.0" encoding="utf-8"?>
-<w:footnotes xmlns:wpc="http://schemas.microsoft.com/office/word/2010/wordprocessingCanvas" xmlns:cx="http://schemas.microsoft.com/office/drawing/2014/chartex" xmlns:cx1="http://schemas.microsoft.com/office/drawing/2015/9/8/chartex" xmlns:cx2="http://schemas.microsoft.com/office/drawing/2015/10/21/chartex" xmlns:cx3="http://schemas.microsoft.com/office/drawing/2016/5/9/chartex" xmlns:cx4="http://schemas.microsoft.com/office/drawing/2016/5/10/chartex" xmlns:cx5="http://schemas.microsoft.com/office/drawing/2016/5/11/chartex" xmlns:cx6="http://schemas.microsoft.com/office/drawing/2016/5/12/chartex" xmlns:cx7="http://schemas.microsoft.com/office/drawing/2016/5/13/chartex" xmlns:cx8="http://schemas.microsoft.com/office/drawing/2016/5/14/chartex" xmlns:mc="http://schemas.openxmlformats.org/markup-compatibility/2006" xmlns:aink="http://schemas.microsoft.com/office/drawing/2016/ink" xmlns:am3d="http://schemas.microsoft.com/office/drawing/2017/model3d" xmlns:o="urn:schemas-microsoft-com:office:office" xmlns:oel="http://schemas.microsoft.com/office/2019/extlst" xmlns:r="http://schemas.openxmlformats.org/officeDocument/2006/relationships" xmlns:m="http://schemas.openxmlformats.org/officeDocument/2006/math" xmlns:v="urn:schemas-microsoft-com:vml" xmlns:wp14="http://schemas.microsoft.com/office/word/2010/wordprocessingDrawing" xmlns:wp="http://schemas.openxmlformats.org/drawingml/2006/wordprocessingDrawing" xmlns:w10="urn:schemas-microsoft-com:office:word" xmlns:w="http://schemas.openxmlformats.org/wordprocessingml/2006/main" xmlns:w14="http://schemas.microsoft.com/office/word/2010/wordml" xmlns:w15="http://schemas.microsoft.com/office/word/2012/wordml" xmlns:w16cex="http://schemas.microsoft.com/office/word/2018/wordml/cex" xmlns:w16cid="http://schemas.microsoft.com/office/word/2016/wordml/cid" xmlns:w16="http://schemas.microsoft.com/office/word/2018/wordml" xmlns:w16du="http://schemas.microsoft.com/office/word/2023/wordml/word16du" xmlns:w16sdtdh="http://schemas.microsoft.com/office/word/2020/wordml/sdtdatahash" xmlns:w16sdtfl="http://schemas.microsoft.com/office/word/2024/wordml/sdtformatlock" xmlns:w16se="http://schemas.microsoft.com/office/word/2015/wordml/symex" xmlns:wpg="http://schemas.microsoft.com/office/word/2010/wordprocessingGroup" xmlns:wpi="http://schemas.microsoft.com/office/word/2010/wordprocessingInk" xmlns:wne="http://schemas.microsoft.com/office/word/2006/wordml" xmlns:wps="http://schemas.microsoft.com/office/word/2010/wordprocessingShape" mc:Ignorable="w14 w15 w16se w16cid w16 w16cex w16sdtdh w16sdtfl w16du wp14">
+<w:footnotes xmlns:wpc="http://schemas.microsoft.com/office/word/2010/wordprocessingCanvas" xmlns:cx="http://schemas.microsoft.com/office/drawing/2014/chartex" xmlns:cx1="http://schemas.microsoft.com/office/drawing/2015/9/8/chartex" xmlns:cx2="http://schemas.microsoft.com/office/drawing/2015/10/21/chartex" xmlns:cx3="http://schemas.microsoft.com/office/drawing/2016/5/9/chartex" xmlns:cx4="http://schemas.microsoft.com/office/drawing/2016/5/10/chartex" xmlns:cx5="http://schemas.microsoft.com/office/drawing/2016/5/11/chartex" xmlns:cx6="http://schemas.microsoft.com/office/drawing/2016/5/12/chartex" xmlns:cx7="http://schemas.microsoft.com/office/drawing/2016/5/13/chartex" xmlns:cx8="http://schemas.microsoft.com/office/drawing/2016/5/14/chartex" xmlns:mc="http://schemas.openxmlformats.org/markup-compatibility/2006" xmlns:m="http://schemas.openxmlformats.org/officeDocument/2006/math" xmlns:aink="http://schemas.microsoft.com/office/drawing/2016/ink" xmlns:am3d="http://schemas.microsoft.com/office/drawing/2017/model3d" xmlns:oel="http://schemas.microsoft.com/office/2019/extlst" xmlns:r="http://schemas.openxmlformats.org/officeDocument/2006/relationships" xmlns:wp14="http://schemas.microsoft.com/office/word/2010/wordprocessingDrawing" xmlns:wp="http://schemas.openxmlformats.org/drawingml/2006/wordprocessingDrawing" xmlns:wpg="http://schemas.microsoft.com/office/word/2010/wordprocessingGroup" xmlns:wpi="http://schemas.microsoft.com/office/word/2010/wordprocessingInk" xmlns:wps="http://schemas.microsoft.com/office/word/2010/wordprocessingShape" xmlns:o="urn:schemas-microsoft-com:office:office" xmlns:v="urn:schemas-microsoft-com:vml" xmlns:w10="urn:schemas-microsoft-com:office:word" xmlns:w="http://schemas.openxmlformats.org/wordprocessingml/2006/main" xmlns:w14="http://schemas.microsoft.com/office/word/2010/wordml" xmlns:w15="http://schemas.microsoft.com/office/word/2012/wordml" xmlns:w16cei="http://schemas.microsoft.com/office/word/2026/wordml/cei" xmlns:w16cex="http://schemas.microsoft.com/office/word/2018/wordml/cex" xmlns:w16cid="http://schemas.microsoft.com/office/word/2016/wordml/cid" xmlns:w16="http://schemas.microsoft.com/office/word/2018/wordml" xmlns:w16sdtdh="http://schemas.microsoft.com/office/word/2020/wordml/sdtdatahash" xmlns:w16sdtfl="http://schemas.microsoft.com/office/word/2024/wordml/sdtformatlock" xmlns:w16se="http://schemas.microsoft.com/office/word/2015/wordml/symex" xmlns:w16du="http://schemas.microsoft.com/office/word/2023/wordml/word16du" xmlns:wne="http://schemas.microsoft.com/office/word/2006/wordml" mc:Ignorable="w14 w15 w16se w16cid w16 w16cex w16sdtdh w16sdtfl w16du wp14">
   <w:footnote w:type="separator" w:id="-1">
     <w:p>
       <w:r>
@@ -6011,7 +5424,7 @@
 </file>
 
 <file path=word/header1.xml><?xml version="1.0" encoding="utf-8"?>
-<w:hdr xmlns:wpc="http://schemas.microsoft.com/office/word/2010/wordprocessingCanvas" xmlns:cx="http://schemas.microsoft.com/office/drawing/2014/chartex" xmlns:cx1="http://schemas.microsoft.com/office/drawing/2015/9/8/chartex" xmlns:cx2="http://schemas.microsoft.com/office/drawing/2015/10/21/chartex" xmlns:cx3="http://schemas.microsoft.com/office/drawing/2016/5/9/chartex" xmlns:cx4="http://schemas.microsoft.com/office/drawing/2016/5/10/chartex" xmlns:cx5="http://schemas.microsoft.com/office/drawing/2016/5/11/chartex" xmlns:cx6="http://schemas.microsoft.com/office/drawing/2016/5/12/chartex" xmlns:cx7="http://schemas.microsoft.com/office/drawing/2016/5/13/chartex" xmlns:cx8="http://schemas.microsoft.com/office/drawing/2016/5/14/chartex" xmlns:mc="http://schemas.openxmlformats.org/markup-compatibility/2006" xmlns:aink="http://schemas.microsoft.com/office/drawing/2016/ink" xmlns:am3d="http://schemas.microsoft.com/office/drawing/2017/model3d" xmlns:o="urn:schemas-microsoft-com:office:office" xmlns:oel="http://schemas.microsoft.com/office/2019/extlst" xmlns:r="http://schemas.openxmlformats.org/officeDocument/2006/relationships" xmlns:m="http://schemas.openxmlformats.org/officeDocument/2006/math" xmlns:v="urn:schemas-microsoft-com:vml" xmlns:wp14="http://schemas.microsoft.com/office/word/2010/wordprocessingDrawing" xmlns:wp="http://schemas.openxmlformats.org/drawingml/2006/wordprocessingDrawing" xmlns:w10="urn:schemas-microsoft-com:office:word" xmlns:w="http://schemas.openxmlformats.org/wordprocessingml/2006/main" xmlns:w14="http://schemas.microsoft.com/office/word/2010/wordml" xmlns:w15="http://schemas.microsoft.com/office/word/2012/wordml" xmlns:w16cex="http://schemas.microsoft.com/office/word/2018/wordml/cex" xmlns:w16cid="http://schemas.microsoft.com/office/word/2016/wordml/cid" xmlns:w16="http://schemas.microsoft.com/office/word/2018/wordml" xmlns:w16du="http://schemas.microsoft.com/office/word/2023/wordml/word16du" xmlns:w16sdtdh="http://schemas.microsoft.com/office/word/2020/wordml/sdtdatahash" xmlns:w16sdtfl="http://schemas.microsoft.com/office/word/2024/wordml/sdtformatlock" xmlns:w16se="http://schemas.microsoft.com/office/word/2015/wordml/symex" xmlns:wpg="http://schemas.microsoft.com/office/word/2010/wordprocessingGroup" xmlns:wpi="http://schemas.microsoft.com/office/word/2010/wordprocessingInk" xmlns:wne="http://schemas.microsoft.com/office/word/2006/wordml" xmlns:wps="http://schemas.microsoft.com/office/word/2010/wordprocessingShape" mc:Ignorable="w14 w15 w16se w16cid w16 w16cex w16sdtdh w16sdtfl w16du wp14">
+<w:hdr xmlns:wpc="http://schemas.microsoft.com/office/word/2010/wordprocessingCanvas" xmlns:cx="http://schemas.microsoft.com/office/drawing/2014/chartex" xmlns:cx1="http://schemas.microsoft.com/office/drawing/2015/9/8/chartex" xmlns:cx2="http://schemas.microsoft.com/office/drawing/2015/10/21/chartex" xmlns:cx3="http://schemas.microsoft.com/office/drawing/2016/5/9/chartex" xmlns:cx4="http://schemas.microsoft.com/office/drawing/2016/5/10/chartex" xmlns:cx5="http://schemas.microsoft.com/office/drawing/2016/5/11/chartex" xmlns:cx6="http://schemas.microsoft.com/office/drawing/2016/5/12/chartex" xmlns:cx7="http://schemas.microsoft.com/office/drawing/2016/5/13/chartex" xmlns:cx8="http://schemas.microsoft.com/office/drawing/2016/5/14/chartex" xmlns:mc="http://schemas.openxmlformats.org/markup-compatibility/2006" xmlns:m="http://schemas.openxmlformats.org/officeDocument/2006/math" xmlns:aink="http://schemas.microsoft.com/office/drawing/2016/ink" xmlns:am3d="http://schemas.microsoft.com/office/drawing/2017/model3d" xmlns:oel="http://schemas.microsoft.com/office/2019/extlst" xmlns:r="http://schemas.openxmlformats.org/officeDocument/2006/relationships" xmlns:wp14="http://schemas.microsoft.com/office/word/2010/wordprocessingDrawing" xmlns:wp="http://schemas.openxmlformats.org/drawingml/2006/wordprocessingDrawing" xmlns:wpg="http://schemas.microsoft.com/office/word/2010/wordprocessingGroup" xmlns:wpi="http://schemas.microsoft.com/office/word/2010/wordprocessingInk" xmlns:wps="http://schemas.microsoft.com/office/word/2010/wordprocessingShape" xmlns:o="urn:schemas-microsoft-com:office:office" xmlns:v="urn:schemas-microsoft-com:vml" xmlns:w10="urn:schemas-microsoft-com:office:word" xmlns:w="http://schemas.openxmlformats.org/wordprocessingml/2006/main" xmlns:w14="http://schemas.microsoft.com/office/word/2010/wordml" xmlns:w15="http://schemas.microsoft.com/office/word/2012/wordml" xmlns:w16cei="http://schemas.microsoft.com/office/word/2026/wordml/cei" xmlns:w16cex="http://schemas.microsoft.com/office/word/2018/wordml/cex" xmlns:w16cid="http://schemas.microsoft.com/office/word/2016/wordml/cid" xmlns:w16="http://schemas.microsoft.com/office/word/2018/wordml" xmlns:w16sdtdh="http://schemas.microsoft.com/office/word/2020/wordml/sdtdatahash" xmlns:w16sdtfl="http://schemas.microsoft.com/office/word/2024/wordml/sdtformatlock" xmlns:w16se="http://schemas.microsoft.com/office/word/2015/wordml/symex" xmlns:w16du="http://schemas.microsoft.com/office/word/2023/wordml/word16du" xmlns:wne="http://schemas.microsoft.com/office/word/2006/wordml" mc:Ignorable="w14 w15 w16se w16cid w16 w16cex w16sdtdh w16sdtfl w16du wp14">
   <w:p>
     <w:pPr>
       <w:pStyle w:val="Koptekst"/>
@@ -6048,7 +5461,7 @@
 </file>
 
 <file path=word/header2.xml><?xml version="1.0" encoding="utf-8"?>
-<w:hdr xmlns:wpc="http://schemas.microsoft.com/office/word/2010/wordprocessingCanvas" xmlns:cx="http://schemas.microsoft.com/office/drawing/2014/chartex" xmlns:cx1="http://schemas.microsoft.com/office/drawing/2015/9/8/chartex" xmlns:cx2="http://schemas.microsoft.com/office/drawing/2015/10/21/chartex" xmlns:cx3="http://schemas.microsoft.com/office/drawing/2016/5/9/chartex" xmlns:cx4="http://schemas.microsoft.com/office/drawing/2016/5/10/chartex" xmlns:cx5="http://schemas.microsoft.com/office/drawing/2016/5/11/chartex" xmlns:cx6="http://schemas.microsoft.com/office/drawing/2016/5/12/chartex" xmlns:cx7="http://schemas.microsoft.com/office/drawing/2016/5/13/chartex" xmlns:cx8="http://schemas.microsoft.com/office/drawing/2016/5/14/chartex" xmlns:mc="http://schemas.openxmlformats.org/markup-compatibility/2006" xmlns:aink="http://schemas.microsoft.com/office/drawing/2016/ink" xmlns:am3d="http://schemas.microsoft.com/office/drawing/2017/model3d" xmlns:o="urn:schemas-microsoft-com:office:office" xmlns:oel="http://schemas.microsoft.com/office/2019/extlst" xmlns:r="http://schemas.openxmlformats.org/officeDocument/2006/relationships" xmlns:m="http://schemas.openxmlformats.org/officeDocument/2006/math" xmlns:v="urn:schemas-microsoft-com:vml" xmlns:wp14="http://schemas.microsoft.com/office/word/2010/wordprocessingDrawing" xmlns:wp="http://schemas.openxmlformats.org/drawingml/2006/wordprocessingDrawing" xmlns:w10="urn:schemas-microsoft-com:office:word" xmlns:w="http://schemas.openxmlformats.org/wordprocessingml/2006/main" xmlns:w14="http://schemas.microsoft.com/office/word/2010/wordml" xmlns:w15="http://schemas.microsoft.com/office/word/2012/wordml" xmlns:w16cex="http://schemas.microsoft.com/office/word/2018/wordml/cex" xmlns:w16cid="http://schemas.microsoft.com/office/word/2016/wordml/cid" xmlns:w16="http://schemas.microsoft.com/office/word/2018/wordml" xmlns:w16du="http://schemas.microsoft.com/office/word/2023/wordml/word16du" xmlns:w16sdtdh="http://schemas.microsoft.com/office/word/2020/wordml/sdtdatahash" xmlns:w16sdtfl="http://schemas.microsoft.com/office/word/2024/wordml/sdtformatlock" xmlns:w16se="http://schemas.microsoft.com/office/word/2015/wordml/symex" xmlns:wpg="http://schemas.microsoft.com/office/word/2010/wordprocessingGroup" xmlns:wpi="http://schemas.microsoft.com/office/word/2010/wordprocessingInk" xmlns:wne="http://schemas.microsoft.com/office/word/2006/wordml" xmlns:wps="http://schemas.microsoft.com/office/word/2010/wordprocessingShape" mc:Ignorable="w14 w15 w16se w16cid w16 w16cex w16sdtdh w16sdtfl w16du wp14">
+<w:hdr xmlns:wpc="http://schemas.microsoft.com/office/word/2010/wordprocessingCanvas" xmlns:cx="http://schemas.microsoft.com/office/drawing/2014/chartex" xmlns:cx1="http://schemas.microsoft.com/office/drawing/2015/9/8/chartex" xmlns:cx2="http://schemas.microsoft.com/office/drawing/2015/10/21/chartex" xmlns:cx3="http://schemas.microsoft.com/office/drawing/2016/5/9/chartex" xmlns:cx4="http://schemas.microsoft.com/office/drawing/2016/5/10/chartex" xmlns:cx5="http://schemas.microsoft.com/office/drawing/2016/5/11/chartex" xmlns:cx6="http://schemas.microsoft.com/office/drawing/2016/5/12/chartex" xmlns:cx7="http://schemas.microsoft.com/office/drawing/2016/5/13/chartex" xmlns:cx8="http://schemas.microsoft.com/office/drawing/2016/5/14/chartex" xmlns:mc="http://schemas.openxmlformats.org/markup-compatibility/2006" xmlns:m="http://schemas.openxmlformats.org/officeDocument/2006/math" xmlns:aink="http://schemas.microsoft.com/office/drawing/2016/ink" xmlns:am3d="http://schemas.microsoft.com/office/drawing/2017/model3d" xmlns:oel="http://schemas.microsoft.com/office/2019/extlst" xmlns:r="http://schemas.openxmlformats.org/officeDocument/2006/relationships" xmlns:wp14="http://schemas.microsoft.com/office/word/2010/wordprocessingDrawing" xmlns:wp="http://schemas.openxmlformats.org/drawingml/2006/wordprocessingDrawing" xmlns:wpg="http://schemas.microsoft.com/office/word/2010/wordprocessingGroup" xmlns:wpi="http://schemas.microsoft.com/office/word/2010/wordprocessingInk" xmlns:wps="http://schemas.microsoft.com/office/word/2010/wordprocessingShape" xmlns:o="urn:schemas-microsoft-com:office:office" xmlns:v="urn:schemas-microsoft-com:vml" xmlns:w10="urn:schemas-microsoft-com:office:word" xmlns:w="http://schemas.openxmlformats.org/wordprocessingml/2006/main" xmlns:w14="http://schemas.microsoft.com/office/word/2010/wordml" xmlns:w15="http://schemas.microsoft.com/office/word/2012/wordml" xmlns:w16cei="http://schemas.microsoft.com/office/word/2026/wordml/cei" xmlns:w16cex="http://schemas.microsoft.com/office/word/2018/wordml/cex" xmlns:w16cid="http://schemas.microsoft.com/office/word/2016/wordml/cid" xmlns:w16="http://schemas.microsoft.com/office/word/2018/wordml" xmlns:w16sdtdh="http://schemas.microsoft.com/office/word/2020/wordml/sdtdatahash" xmlns:w16sdtfl="http://schemas.microsoft.com/office/word/2024/wordml/sdtformatlock" xmlns:w16se="http://schemas.microsoft.com/office/word/2015/wordml/symex" xmlns:w16du="http://schemas.microsoft.com/office/word/2023/wordml/word16du" xmlns:wne="http://schemas.microsoft.com/office/word/2006/wordml" mc:Ignorable="w14 w15 w16se w16cid w16 w16cex w16sdtdh w16sdtfl w16du wp14">
   <w:p>
     <w:pPr>
       <w:pStyle w:val="Koptekst"/>
@@ -6098,7 +5511,7 @@
 </file>
 
 <file path=word/styles.xml><?xml version="1.0" encoding="utf-8"?>
-<w:styles xmlns:mc="http://schemas.openxmlformats.org/markup-compatibility/2006" xmlns:r="http://schemas.openxmlformats.org/officeDocument/2006/relationships" xmlns:w="http://schemas.openxmlformats.org/wordprocessingml/2006/main" xmlns:w14="http://schemas.microsoft.com/office/word/2010/wordml" xmlns:w15="http://schemas.microsoft.com/office/word/2012/wordml" xmlns:w16cex="http://schemas.microsoft.com/office/word/2018/wordml/cex" xmlns:w16cid="http://schemas.microsoft.com/office/word/2016/wordml/cid" xmlns:w16="http://schemas.microsoft.com/office/word/2018/wordml" xmlns:w16du="http://schemas.microsoft.com/office/word/2023/wordml/word16du" xmlns:w16sdtdh="http://schemas.microsoft.com/office/word/2020/wordml/sdtdatahash" xmlns:w16sdtfl="http://schemas.microsoft.com/office/word/2024/wordml/sdtformatlock" xmlns:w16se="http://schemas.microsoft.com/office/word/2015/wordml/symex" mc:Ignorable="w14 w15 w16se w16cid w16 w16cex w16sdtdh w16sdtfl w16du">
+<w:styles xmlns:mc="http://schemas.openxmlformats.org/markup-compatibility/2006" xmlns:r="http://schemas.openxmlformats.org/officeDocument/2006/relationships" xmlns:w="http://schemas.openxmlformats.org/wordprocessingml/2006/main" xmlns:w14="http://schemas.microsoft.com/office/word/2010/wordml" xmlns:w15="http://schemas.microsoft.com/office/word/2012/wordml" xmlns:w16cex="http://schemas.microsoft.com/office/word/2018/wordml/cex" xmlns:w16cid="http://schemas.microsoft.com/office/word/2016/wordml/cid" xmlns:w16="http://schemas.microsoft.com/office/word/2018/wordml" xmlns:w16sdtdh="http://schemas.microsoft.com/office/word/2020/wordml/sdtdatahash" xmlns:w16sdtfl="http://schemas.microsoft.com/office/word/2024/wordml/sdtformatlock" xmlns:w16se="http://schemas.microsoft.com/office/word/2015/wordml/symex" xmlns:w16du="http://schemas.microsoft.com/office/word/2023/wordml/word16du" mc:Ignorable="w14 w15 w16se w16cid w16 w16cex w16sdtdh w16sdtfl w16du">
   <w:docDefaults>
     <w:rPrDefault>
       <w:rPr>
